--- a/introduction-to-ggplot2/introduction-to-ggplot2.docx
+++ b/introduction-to-ggplot2/introduction-to-ggplot2.docx
@@ -7,19 +7,7 @@
         <w:pStyle w:val="Title"/>
       </w:pPr>
       <w:r>
-        <w:t xml:space="preserve">Introduction</w:t>
-      </w:r>
-      <w:r>
-        <w:t xml:space="preserve"> </w:t>
-      </w:r>
-      <w:r>
-        <w:t xml:space="preserve">to</w:t>
-      </w:r>
-      <w:r>
-        <w:t xml:space="preserve"> </w:t>
-      </w:r>
-      <w:r>
-        <w:t xml:space="preserve">ggplot2</w:t>
+        <w:t xml:space="preserve">Introduction to ggplot2</w:t>
       </w:r>
     </w:p>
     <w:p>
@@ -27,13 +15,7 @@
         <w:pStyle w:val="Author"/>
       </w:pPr>
       <w:r>
-        <w:t xml:space="preserve">Andy</w:t>
-      </w:r>
-      <w:r>
-        <w:t xml:space="preserve"> </w:t>
-      </w:r>
-      <w:r>
-        <w:t xml:space="preserve">Grogan-Kaylor</w:t>
+        <w:t xml:space="preserve">Andy Grogan-Kaylor</w:t>
       </w:r>
     </w:p>
     <w:p>
@@ -41,19 +23,7 @@
         <w:pStyle w:val="Date"/>
       </w:pPr>
       <w:r>
-        <w:t xml:space="preserve">May</w:t>
-      </w:r>
-      <w:r>
-        <w:t xml:space="preserve"> </w:t>
-      </w:r>
-      <w:r>
-        <w:t xml:space="preserve">01,</w:t>
-      </w:r>
-      <w:r>
-        <w:t xml:space="preserve"> </w:t>
-      </w:r>
-      <w:r>
-        <w:t xml:space="preserve">2022</w:t>
+        <w:t xml:space="preserve">March 31, 2026</w:t>
       </w:r>
     </w:p>
     <w:sdt>
@@ -114,8 +84,8 @@
       </w:r>
       <w:r>
         <w:rPr>
+          <w:i/>
           <w:iCs/>
-          <w:i/>
         </w:rPr>
         <w:t xml:space="preserve">base</w:t>
       </w:r>
@@ -167,8 +137,8 @@
       </w:pPr>
       <w:r>
         <w:rPr>
+          <w:b/>
           <w:bCs/>
-          <w:b/>
         </w:rPr>
         <w:t xml:space="preserve">aesthetic</w:t>
       </w:r>
@@ -180,8 +150,8 @@
       </w:r>
       <w:r>
         <w:rPr>
+          <w:i/>
           <w:iCs/>
-          <w:i/>
         </w:rPr>
         <w:t xml:space="preserve">what</w:t>
       </w:r>
@@ -200,8 +170,8 @@
       </w:pPr>
       <w:r>
         <w:rPr>
+          <w:b/>
           <w:bCs/>
-          <w:b/>
         </w:rPr>
         <w:t xml:space="preserve">geom</w:t>
       </w:r>
@@ -213,8 +183,8 @@
       </w:r>
       <w:r>
         <w:rPr>
+          <w:i/>
           <w:iCs/>
-          <w:i/>
         </w:rPr>
         <w:t xml:space="preserve">how</w:t>
       </w:r>
@@ -232,7 +202,7 @@
       <w:r>
         <w:drawing>
           <wp:inline>
-            <wp:extent cx="4620126" cy="1848050"/>
+            <wp:extent cx="5334000" cy="2133600"/>
             <wp:effectExtent b="0" l="0" r="0" t="0"/>
             <wp:docPr descr="" title="" id="25" name="Picture"/>
             <a:graphic>
@@ -253,7 +223,7 @@
                   <pic:spPr bwMode="auto">
                     <a:xfrm>
                       <a:off x="0" y="0"/>
-                      <a:ext cx="4620126" cy="1848050"/>
+                      <a:ext cx="5334000" cy="2133600"/>
                     </a:xfrm>
                     <a:prstGeom prst="rect">
                       <a:avLst/>
@@ -280,8 +250,8 @@
       </w:pPr>
       <w:r>
         <w:rPr>
+          <w:b/>
           <w:bCs/>
-          <w:b/>
         </w:rPr>
         <w:t xml:space="preserve">options</w:t>
       </w:r>
@@ -293,8 +263,8 @@
       </w:r>
       <w:r>
         <w:rPr>
+          <w:i/>
           <w:iCs/>
-          <w:i/>
         </w:rPr>
         <w:t xml:space="preserve">optional</w:t>
       </w:r>
@@ -587,7 +557,7 @@
       <w:r>
         <w:drawing>
           <wp:inline>
-            <wp:extent cx="4620126" cy="2772075"/>
+            <wp:extent cx="5334000" cy="3200400"/>
             <wp:effectExtent b="0" l="0" r="0" t="0"/>
             <wp:docPr descr="" title="" id="31" name="Picture"/>
             <a:graphic>
@@ -608,7 +578,7 @@
                   <pic:spPr bwMode="auto">
                     <a:xfrm>
                       <a:off x="0" y="0"/>
-                      <a:ext cx="4620126" cy="2772075"/>
+                      <a:ext cx="5334000" cy="3200400"/>
                     </a:xfrm>
                     <a:prstGeom prst="rect">
                       <a:avLst/>
@@ -983,7 +953,7 @@
       <w:r>
         <w:drawing>
           <wp:inline>
-            <wp:extent cx="4620126" cy="2772075"/>
+            <wp:extent cx="5334000" cy="3200400"/>
             <wp:effectExtent b="0" l="0" r="0" t="0"/>
             <wp:docPr descr="" title="" id="34" name="Picture"/>
             <a:graphic>
@@ -1004,7 +974,7 @@
                   <pic:spPr bwMode="auto">
                     <a:xfrm>
                       <a:off x="0" y="0"/>
-                      <a:ext cx="4620126" cy="2772075"/>
+                      <a:ext cx="5334000" cy="3200400"/>
                     </a:xfrm>
                     <a:prstGeom prst="rect">
                       <a:avLst/>
@@ -1035,24 +1005,24 @@
       </w:r>
       <w:r>
         <w:rPr>
+          <w:i/>
           <w:iCs/>
+        </w:rPr>
+        <w:t xml:space="preserve">very brief</w:t>
+      </w:r>
+      <w:r>
+        <w:t xml:space="preserve"> </w:t>
+      </w:r>
+      <w:r>
+        <w:t xml:space="preserve">introduction to the</w:t>
+      </w:r>
+      <w:r>
+        <w:t xml:space="preserve"> </w:t>
+      </w:r>
+      <w:r>
+        <w:rPr>
           <w:i/>
-        </w:rPr>
-        <w:t xml:space="preserve">very brief</w:t>
-      </w:r>
-      <w:r>
-        <w:t xml:space="preserve"> </w:t>
-      </w:r>
-      <w:r>
-        <w:t xml:space="preserve">introduction to the</w:t>
-      </w:r>
-      <w:r>
-        <w:t xml:space="preserve"> </w:t>
-      </w:r>
-      <w:r>
-        <w:rPr>
           <w:iCs/>
-          <w:i/>
         </w:rPr>
         <w:t xml:space="preserve">basic</w:t>
       </w:r>
@@ -1130,8 +1100,8 @@
       </w:r>
       <w:r>
         <w:rPr>
+          <w:i/>
           <w:iCs/>
-          <w:i/>
         </w:rPr>
         <w:t xml:space="preserve">only</w:t>
       </w:r>
@@ -1327,6 +1297,7 @@
       <w:tblPr>
         <w:tblStyle w:val="Table"/>
         <w:tblW w:type="pct" w:w="2222"/>
+        <w:tblLayout w:type="fixed"/>
         <w:tblLook w:firstRow="1" w:lastRow="0" w:firstColumn="0" w:lastColumn="0" w:noHBand="0" w:noVBand="0" w:val="0020"/>
       </w:tblPr>
       <w:tblGrid>
@@ -1336,7 +1307,7 @@
       </w:tblGrid>
       <w:tr>
         <w:trPr>
-          <w:tblHeader w:val="true"/>
+          <w:tblHeader w:val="on"/>
         </w:trPr>
         <w:tc>
           <w:tcPr/>
@@ -1384,7 +1355,7 @@
               <w:jc w:val="center"/>
             </w:pPr>
             <w:r>
-              <w:t xml:space="preserve">93.31</w:t>
+              <w:t xml:space="preserve">136.2</w:t>
             </w:r>
           </w:p>
         </w:tc>
@@ -1396,7 +1367,7 @@
               <w:jc w:val="center"/>
             </w:pPr>
             <w:r>
-              <w:t xml:space="preserve">108.3</w:t>
+              <w:t xml:space="preserve">145.8</w:t>
             </w:r>
           </w:p>
         </w:tc>
@@ -1422,7 +1393,7 @@
               <w:jc w:val="center"/>
             </w:pPr>
             <w:r>
-              <w:t xml:space="preserve">107</w:t>
+              <w:t xml:space="preserve">164</w:t>
             </w:r>
           </w:p>
         </w:tc>
@@ -1434,7 +1405,7 @@
               <w:jc w:val="center"/>
             </w:pPr>
             <w:r>
-              <w:t xml:space="preserve">128.2</w:t>
+              <w:t xml:space="preserve">157.1</w:t>
             </w:r>
           </w:p>
         </w:tc>
@@ -1460,7 +1431,7 @@
               <w:jc w:val="center"/>
             </w:pPr>
             <w:r>
-              <w:t xml:space="preserve">101.5</w:t>
+              <w:t xml:space="preserve">112.2</w:t>
             </w:r>
           </w:p>
         </w:tc>
@@ -1472,7 +1443,45 @@
               <w:jc w:val="center"/>
             </w:pPr>
             <w:r>
-              <w:t xml:space="preserve">102.2</w:t>
+              <w:t xml:space="preserve">155.2</w:t>
+            </w:r>
+          </w:p>
+        </w:tc>
+        <w:tc>
+          <w:tcPr/>
+          <w:p>
+            <w:pPr>
+              <w:pStyle w:val="Compact"/>
+              <w:jc w:val="center"/>
+            </w:pPr>
+            <w:r>
+              <w:t xml:space="preserve">1</w:t>
+            </w:r>
+          </w:p>
+        </w:tc>
+      </w:tr>
+      <w:tr>
+        <w:tc>
+          <w:tcPr/>
+          <w:p>
+            <w:pPr>
+              <w:pStyle w:val="Compact"/>
+              <w:jc w:val="center"/>
+            </w:pPr>
+            <w:r>
+              <w:t xml:space="preserve">76.95</w:t>
+            </w:r>
+          </w:p>
+        </w:tc>
+        <w:tc>
+          <w:tcPr/>
+          <w:p>
+            <w:pPr>
+              <w:pStyle w:val="Compact"/>
+              <w:jc w:val="center"/>
+            </w:pPr>
+            <w:r>
+              <w:t xml:space="preserve">77.78</w:t>
             </w:r>
           </w:p>
         </w:tc>
@@ -1498,7 +1507,7 @@
               <w:jc w:val="center"/>
             </w:pPr>
             <w:r>
-              <w:t xml:space="preserve">112.1</w:t>
+              <w:t xml:space="preserve">130.6</w:t>
             </w:r>
           </w:p>
         </w:tc>
@@ -1510,7 +1519,45 @@
               <w:jc w:val="center"/>
             </w:pPr>
             <w:r>
-              <w:t xml:space="preserve">102.8</w:t>
+              <w:t xml:space="preserve">161</w:t>
+            </w:r>
+          </w:p>
+        </w:tc>
+        <w:tc>
+          <w:tcPr/>
+          <w:p>
+            <w:pPr>
+              <w:pStyle w:val="Compact"/>
+              <w:jc w:val="center"/>
+            </w:pPr>
+            <w:r>
+              <w:t xml:space="preserve">1</w:t>
+            </w:r>
+          </w:p>
+        </w:tc>
+      </w:tr>
+      <w:tr>
+        <w:tc>
+          <w:tcPr/>
+          <w:p>
+            <w:pPr>
+              <w:pStyle w:val="Compact"/>
+              <w:jc w:val="center"/>
+            </w:pPr>
+            <w:r>
+              <w:t xml:space="preserve">105</w:t>
+            </w:r>
+          </w:p>
+        </w:tc>
+        <w:tc>
+          <w:tcPr/>
+          <w:p>
+            <w:pPr>
+              <w:pStyle w:val="Compact"/>
+              <w:jc w:val="center"/>
+            </w:pPr>
+            <w:r>
+              <w:t xml:space="preserve">111.5</w:t>
             </w:r>
           </w:p>
         </w:tc>
@@ -1536,7 +1583,7 @@
               <w:jc w:val="center"/>
             </w:pPr>
             <w:r>
-              <w:t xml:space="preserve">121.9</w:t>
+              <w:t xml:space="preserve">82.41</w:t>
             </w:r>
           </w:p>
         </w:tc>
@@ -1548,7 +1595,45 @@
               <w:jc w:val="center"/>
             </w:pPr>
             <w:r>
-              <w:t xml:space="preserve">120</w:t>
+              <w:t xml:space="preserve">69.29</w:t>
+            </w:r>
+          </w:p>
+        </w:tc>
+        <w:tc>
+          <w:tcPr/>
+          <w:p>
+            <w:pPr>
+              <w:pStyle w:val="Compact"/>
+              <w:jc w:val="center"/>
+            </w:pPr>
+            <w:r>
+              <w:t xml:space="preserve">1</w:t>
+            </w:r>
+          </w:p>
+        </w:tc>
+      </w:tr>
+      <w:tr>
+        <w:tc>
+          <w:tcPr/>
+          <w:p>
+            <w:pPr>
+              <w:pStyle w:val="Compact"/>
+              <w:jc w:val="center"/>
+            </w:pPr>
+            <w:r>
+              <w:t xml:space="preserve">102.2</w:t>
+            </w:r>
+          </w:p>
+        </w:tc>
+        <w:tc>
+          <w:tcPr/>
+          <w:p>
+            <w:pPr>
+              <w:pStyle w:val="Compact"/>
+              <w:jc w:val="center"/>
+            </w:pPr>
+            <w:r>
+              <w:t xml:space="preserve">66.05</w:t>
             </w:r>
           </w:p>
         </w:tc>
@@ -1574,7 +1659,7 @@
               <w:jc w:val="center"/>
             </w:pPr>
             <w:r>
-              <w:t xml:space="preserve">59.52</w:t>
+              <w:t xml:space="preserve">83.48</w:t>
             </w:r>
           </w:p>
         </w:tc>
@@ -1586,45 +1671,7 @@
               <w:jc w:val="center"/>
             </w:pPr>
             <w:r>
-              <w:t xml:space="preserve">82.94</w:t>
-            </w:r>
-          </w:p>
-        </w:tc>
-        <w:tc>
-          <w:tcPr/>
-          <w:p>
-            <w:pPr>
-              <w:pStyle w:val="Compact"/>
-              <w:jc w:val="center"/>
-            </w:pPr>
-            <w:r>
-              <w:t xml:space="preserve">1</w:t>
-            </w:r>
-          </w:p>
-        </w:tc>
-      </w:tr>
-      <w:tr>
-        <w:tc>
-          <w:tcPr/>
-          <w:p>
-            <w:pPr>
-              <w:pStyle w:val="Compact"/>
-              <w:jc w:val="center"/>
-            </w:pPr>
-            <w:r>
-              <w:t xml:space="preserve">103.8</w:t>
-            </w:r>
-          </w:p>
-        </w:tc>
-        <w:tc>
-          <w:tcPr/>
-          <w:p>
-            <w:pPr>
-              <w:pStyle w:val="Compact"/>
-              <w:jc w:val="center"/>
-            </w:pPr>
-            <w:r>
-              <w:t xml:space="preserve">91.78</w:t>
+              <w:t xml:space="preserve">67.23</w:t>
             </w:r>
           </w:p>
         </w:tc>
@@ -1650,7 +1697,7 @@
               <w:jc w:val="center"/>
             </w:pPr>
             <w:r>
-              <w:t xml:space="preserve">77.87</w:t>
+              <w:t xml:space="preserve">107.3</w:t>
             </w:r>
           </w:p>
         </w:tc>
@@ -1662,83 +1709,7 @@
               <w:jc w:val="center"/>
             </w:pPr>
             <w:r>
-              <w:t xml:space="preserve">88.02</w:t>
-            </w:r>
-          </w:p>
-        </w:tc>
-        <w:tc>
-          <w:tcPr/>
-          <w:p>
-            <w:pPr>
-              <w:pStyle w:val="Compact"/>
-              <w:jc w:val="center"/>
-            </w:pPr>
-            <w:r>
-              <w:t xml:space="preserve">0</w:t>
-            </w:r>
-          </w:p>
-        </w:tc>
-      </w:tr>
-      <w:tr>
-        <w:tc>
-          <w:tcPr/>
-          <w:p>
-            <w:pPr>
-              <w:pStyle w:val="Compact"/>
-              <w:jc w:val="center"/>
-            </w:pPr>
-            <w:r>
-              <w:t xml:space="preserve">138.2</w:t>
-            </w:r>
-          </w:p>
-        </w:tc>
-        <w:tc>
-          <w:tcPr/>
-          <w:p>
-            <w:pPr>
-              <w:pStyle w:val="Compact"/>
-              <w:jc w:val="center"/>
-            </w:pPr>
-            <w:r>
-              <w:t xml:space="preserve">148.3</w:t>
-            </w:r>
-          </w:p>
-        </w:tc>
-        <w:tc>
-          <w:tcPr/>
-          <w:p>
-            <w:pPr>
-              <w:pStyle w:val="Compact"/>
-              <w:jc w:val="center"/>
-            </w:pPr>
-            <w:r>
-              <w:t xml:space="preserve">0</w:t>
-            </w:r>
-          </w:p>
-        </w:tc>
-      </w:tr>
-      <w:tr>
-        <w:tc>
-          <w:tcPr/>
-          <w:p>
-            <w:pPr>
-              <w:pStyle w:val="Compact"/>
-              <w:jc w:val="center"/>
-            </w:pPr>
-            <w:r>
-              <w:t xml:space="preserve">34.31</w:t>
-            </w:r>
-          </w:p>
-        </w:tc>
-        <w:tc>
-          <w:tcPr/>
-          <w:p>
-            <w:pPr>
-              <w:pStyle w:val="Compact"/>
-              <w:jc w:val="center"/>
-            </w:pPr>
-            <w:r>
-              <w:t xml:space="preserve">55.22</w:t>
+              <w:t xml:space="preserve">97.49</w:t>
             </w:r>
           </w:p>
         </w:tc>
@@ -1791,148 +1762,148 @@
     </w:p>
     <w:p>
       <w:pPr>
+        <w:pStyle w:val="Compact"/>
         <w:numPr>
           <w:ilvl w:val="0"/>
           <w:numId w:val="1001"/>
         </w:numPr>
+      </w:pPr>
+      <w:r>
+        <w:t xml:space="preserve">An</w:t>
+      </w:r>
+      <w:r>
+        <w:t xml:space="preserve"> </w:t>
+      </w:r>
+      <w:r>
+        <w:rPr>
+          <w:i/>
+          <w:iCs/>
+        </w:rPr>
+        <w:t xml:space="preserve">aesthetic</w:t>
+      </w:r>
+      <w:r>
+        <w:t xml:space="preserve"> </w:t>
+      </w:r>
+      <w:r>
+        <w:t xml:space="preserve">that tells ggplot which variables are being mapped to the</w:t>
+      </w:r>
+      <w:r>
+        <w:t xml:space="preserve"> </w:t>
+      </w:r>
+      <w:r>
+        <w:rPr>
+          <w:i/>
+          <w:iCs/>
+        </w:rPr>
+        <w:t xml:space="preserve">x axis</w:t>
+      </w:r>
+      <w:r>
+        <w:t xml:space="preserve">,</w:t>
+      </w:r>
+      <w:r>
+        <w:t xml:space="preserve"> </w:t>
+      </w:r>
+      <w:r>
+        <w:rPr>
+          <w:i/>
+          <w:iCs/>
+        </w:rPr>
+        <w:t xml:space="preserve">y axis</w:t>
+      </w:r>
+      <w:r>
+        <w:t xml:space="preserve">, (and often other attributes of the graph, such as the</w:t>
+      </w:r>
+      <w:r>
+        <w:t xml:space="preserve"> </w:t>
+      </w:r>
+      <w:r>
+        <w:rPr>
+          <w:i/>
+          <w:iCs/>
+        </w:rPr>
+        <w:t xml:space="preserve">color fill</w:t>
+      </w:r>
+      <w:r>
+        <w:t xml:space="preserve">). Intuitively, the aesthetic can be thought of as</w:t>
+      </w:r>
+      <w:r>
+        <w:t xml:space="preserve"> </w:t>
+      </w:r>
+      <w:r>
+        <w:rPr>
+          <w:i/>
+          <w:iCs/>
+        </w:rPr>
+        <w:t xml:space="preserve">what you are graphing</w:t>
+      </w:r>
+      <w:r>
+        <w:t xml:space="preserve">.</w:t>
+      </w:r>
+    </w:p>
+    <w:p>
+      <w:pPr>
         <w:pStyle w:val="Compact"/>
-      </w:pPr>
-      <w:r>
-        <w:t xml:space="preserve">An</w:t>
-      </w:r>
-      <w:r>
-        <w:t xml:space="preserve"> </w:t>
-      </w:r>
-      <w:r>
-        <w:rPr>
-          <w:iCs/>
-          <w:i/>
-        </w:rPr>
-        <w:t xml:space="preserve">aesthetic</w:t>
-      </w:r>
-      <w:r>
-        <w:t xml:space="preserve"> </w:t>
-      </w:r>
-      <w:r>
-        <w:t xml:space="preserve">that tells ggplot which variables are being mapped to the</w:t>
-      </w:r>
-      <w:r>
-        <w:t xml:space="preserve"> </w:t>
-      </w:r>
-      <w:r>
-        <w:rPr>
-          <w:iCs/>
-          <w:i/>
-        </w:rPr>
-        <w:t xml:space="preserve">x axis</w:t>
-      </w:r>
-      <w:r>
-        <w:t xml:space="preserve">,</w:t>
-      </w:r>
-      <w:r>
-        <w:t xml:space="preserve"> </w:t>
-      </w:r>
-      <w:r>
-        <w:rPr>
-          <w:iCs/>
-          <w:i/>
-        </w:rPr>
-        <w:t xml:space="preserve">y axis</w:t>
-      </w:r>
-      <w:r>
-        <w:t xml:space="preserve">, (and often other attributes of the graph, such as the</w:t>
-      </w:r>
-      <w:r>
-        <w:t xml:space="preserve"> </w:t>
-      </w:r>
-      <w:r>
-        <w:rPr>
-          <w:iCs/>
-          <w:i/>
-        </w:rPr>
-        <w:t xml:space="preserve">color fill</w:t>
-      </w:r>
-      <w:r>
-        <w:t xml:space="preserve">). Intuitively, the aesthetic can be thought of as</w:t>
-      </w:r>
-      <w:r>
-        <w:t xml:space="preserve"> </w:t>
-      </w:r>
-      <w:r>
-        <w:rPr>
-          <w:iCs/>
-          <w:i/>
-        </w:rPr>
-        <w:t xml:space="preserve">what you are graphing</w:t>
-      </w:r>
-      <w:r>
-        <w:t xml:space="preserve">.</w:t>
-      </w:r>
-    </w:p>
-    <w:p>
-      <w:pPr>
         <w:numPr>
           <w:ilvl w:val="0"/>
           <w:numId w:val="1001"/>
         </w:numPr>
+      </w:pPr>
+      <w:r>
+        <w:t xml:space="preserve">A</w:t>
+      </w:r>
+      <w:r>
+        <w:t xml:space="preserve"> </w:t>
+      </w:r>
+      <w:r>
+        <w:rPr>
+          <w:i/>
+          <w:iCs/>
+        </w:rPr>
+        <w:t xml:space="preserve">geom</w:t>
+      </w:r>
+      <w:r>
+        <w:t xml:space="preserve"> </w:t>
+      </w:r>
+      <w:r>
+        <w:t xml:space="preserve">or</w:t>
+      </w:r>
+      <w:r>
+        <w:t xml:space="preserve"> </w:t>
+      </w:r>
+      <w:r>
+        <w:rPr>
+          <w:i/>
+          <w:iCs/>
+        </w:rPr>
+        <w:t xml:space="preserve">geometry</w:t>
+      </w:r>
+      <w:r>
+        <w:t xml:space="preserve"> </w:t>
+      </w:r>
+      <w:r>
+        <w:t xml:space="preserve">that tells ggplot about the basic structure of the graph. Intuitively, the geom can be thought of as</w:t>
+      </w:r>
+      <w:r>
+        <w:t xml:space="preserve"> </w:t>
+      </w:r>
+      <w:r>
+        <w:rPr>
+          <w:i/>
+          <w:iCs/>
+        </w:rPr>
+        <w:t xml:space="preserve">how you are graphing it</w:t>
+      </w:r>
+      <w:r>
+        <w:t xml:space="preserve">.</w:t>
+      </w:r>
+    </w:p>
+    <w:p>
+      <w:pPr>
         <w:pStyle w:val="Compact"/>
-      </w:pPr>
-      <w:r>
-        <w:t xml:space="preserve">A</w:t>
-      </w:r>
-      <w:r>
-        <w:t xml:space="preserve"> </w:t>
-      </w:r>
-      <w:r>
-        <w:rPr>
-          <w:iCs/>
-          <w:i/>
-        </w:rPr>
-        <w:t xml:space="preserve">geom</w:t>
-      </w:r>
-      <w:r>
-        <w:t xml:space="preserve"> </w:t>
-      </w:r>
-      <w:r>
-        <w:t xml:space="preserve">or</w:t>
-      </w:r>
-      <w:r>
-        <w:t xml:space="preserve"> </w:t>
-      </w:r>
-      <w:r>
-        <w:rPr>
-          <w:iCs/>
-          <w:i/>
-        </w:rPr>
-        <w:t xml:space="preserve">geometry</w:t>
-      </w:r>
-      <w:r>
-        <w:t xml:space="preserve"> </w:t>
-      </w:r>
-      <w:r>
-        <w:t xml:space="preserve">that tells ggplot about the basic structure of the graph. Intuitively, the geom can be thought of as</w:t>
-      </w:r>
-      <w:r>
-        <w:t xml:space="preserve"> </w:t>
-      </w:r>
-      <w:r>
-        <w:rPr>
-          <w:iCs/>
-          <w:i/>
-        </w:rPr>
-        <w:t xml:space="preserve">how you are graphing it</w:t>
-      </w:r>
-      <w:r>
-        <w:t xml:space="preserve">.</w:t>
-      </w:r>
-    </w:p>
-    <w:p>
-      <w:pPr>
         <w:numPr>
           <w:ilvl w:val="0"/>
           <w:numId w:val="1001"/>
         </w:numPr>
-        <w:pStyle w:val="Compact"/>
       </w:pPr>
       <w:r>
         <w:t xml:space="preserve">Other options, such as a</w:t>
@@ -1942,54 +1913,115 @@
       </w:r>
       <w:r>
         <w:rPr>
+          <w:i/>
           <w:iCs/>
+        </w:rPr>
+        <w:t xml:space="preserve">graph title</w:t>
+      </w:r>
+      <w:r>
+        <w:t xml:space="preserve">,</w:t>
+      </w:r>
+      <w:r>
+        <w:t xml:space="preserve"> </w:t>
+      </w:r>
+      <w:r>
+        <w:rPr>
           <w:i/>
-        </w:rPr>
-        <w:t xml:space="preserve">graph title</w:t>
-      </w:r>
-      <w:r>
-        <w:t xml:space="preserve">,</w:t>
-      </w:r>
-      <w:r>
-        <w:t xml:space="preserve"> </w:t>
-      </w:r>
-      <w:r>
-        <w:rPr>
           <w:iCs/>
+        </w:rPr>
+        <w:t xml:space="preserve">axis labels</w:t>
+      </w:r>
+      <w:r>
+        <w:t xml:space="preserve"> </w:t>
+      </w:r>
+      <w:r>
+        <w:t xml:space="preserve">and</w:t>
+      </w:r>
+      <w:r>
+        <w:t xml:space="preserve"> </w:t>
+      </w:r>
+      <w:r>
+        <w:rPr>
           <w:i/>
-        </w:rPr>
-        <w:t xml:space="preserve">axis labels</w:t>
-      </w:r>
-      <w:r>
-        <w:t xml:space="preserve"> </w:t>
-      </w:r>
-      <w:r>
-        <w:t xml:space="preserve">and</w:t>
-      </w:r>
-      <w:r>
-        <w:t xml:space="preserve"> </w:t>
-      </w:r>
-      <w:r>
-        <w:rPr>
           <w:iCs/>
+        </w:rPr>
+        <w:t xml:space="preserve">overall theme</w:t>
+      </w:r>
+      <w:r>
+        <w:t xml:space="preserve"> </w:t>
+      </w:r>
+      <w:r>
+        <w:t xml:space="preserve">for the graph.</w:t>
+      </w:r>
+    </w:p>
+    <w:bookmarkStart w:id="42" w:name="ggplot2-starts-by-calling-the-aesthetic"/>
+    <w:p>
+      <w:pPr>
+        <w:pStyle w:val="Heading2"/>
+      </w:pPr>
+      <w:r>
+        <w:t xml:space="preserve">ggplot2 Starts By Calling The</w:t>
+      </w:r>
+      <w:r>
+        <w:t xml:space="preserve"> </w:t>
+      </w:r>
+      <w:r>
+        <w:rPr>
+          <w:rStyle w:val="VerbatimChar"/>
+        </w:rPr>
+        <w:t xml:space="preserve">aes</w:t>
+      </w:r>
+      <w:r>
+        <w:t xml:space="preserve">thetic</w:t>
+      </w:r>
+    </w:p>
+    <w:p>
+      <w:pPr>
+        <w:pStyle w:val="FirstParagraph"/>
+      </w:pPr>
+      <w:r>
+        <w:t xml:space="preserve">For one variable:</w:t>
+      </w:r>
+    </w:p>
+    <w:p>
+      <w:pPr>
+        <w:pStyle w:val="BodyText"/>
+      </w:pPr>
+      <w:r>
+        <w:rPr>
+          <w:rStyle w:val="VerbatimChar"/>
+        </w:rPr>
+        <w:t xml:space="preserve">p &lt;- ggplot(mydata, aes(x = ...))</w:t>
+      </w:r>
+      <w:r>
+        <w:t xml:space="preserve"> </w:t>
+      </w:r>
+      <w:r>
+        <w:t xml:space="preserve">This says there is only one variable running along the horizontal</w:t>
+      </w:r>
+      <w:r>
+        <w:t xml:space="preserve"> </w:t>
+      </w:r>
+      <w:r>
+        <w:rPr>
           <w:i/>
-        </w:rPr>
-        <w:t xml:space="preserve">overall theme</w:t>
-      </w:r>
-      <w:r>
-        <w:t xml:space="preserve"> </w:t>
-      </w:r>
-      <w:r>
-        <w:t xml:space="preserve">for the graph.</w:t>
-      </w:r>
-    </w:p>
-    <w:bookmarkStart w:id="42" w:name="ggplot2-starts-by-calling-the-aesthetic"/>
-    <w:p>
-      <w:pPr>
-        <w:pStyle w:val="Heading2"/>
-      </w:pPr>
-      <w:r>
-        <w:t xml:space="preserve">ggplot2 Starts By Calling The</w:t>
+          <w:iCs/>
+        </w:rPr>
+        <w:t xml:space="preserve">x</w:t>
+      </w:r>
+      <w:r>
+        <w:t xml:space="preserve"> </w:t>
+      </w:r>
+      <w:r>
+        <w:t xml:space="preserve">axis in the aesthetic.</w:t>
+      </w:r>
+    </w:p>
+    <w:p>
+      <w:pPr>
+        <w:pStyle w:val="BlockText"/>
+      </w:pPr>
+      <w:r>
+        <w:t xml:space="preserve">The</w:t>
       </w:r>
       <w:r>
         <w:t xml:space="preserve"> </w:t>
@@ -1998,10 +2030,101 @@
         <w:rPr>
           <w:rStyle w:val="VerbatimChar"/>
         </w:rPr>
-        <w:t xml:space="preserve">aes</w:t>
-      </w:r>
-      <w:r>
-        <w:t xml:space="preserve">thetic</w:t>
+        <w:t xml:space="preserve">p &lt;-...</w:t>
+      </w:r>
+      <w:r>
+        <w:t xml:space="preserve"> </w:t>
+      </w:r>
+      <w:r>
+        <w:t xml:space="preserve">means that we are</w:t>
+      </w:r>
+      <w:r>
+        <w:t xml:space="preserve"> </w:t>
+      </w:r>
+      <w:r>
+        <w:rPr>
+          <w:i/>
+          <w:iCs/>
+        </w:rPr>
+        <w:t xml:space="preserve">assigning</w:t>
+      </w:r>
+      <w:r>
+        <w:t xml:space="preserve"> </w:t>
+      </w:r>
+      <w:r>
+        <w:t xml:space="preserve">this graph aesthetic to plot</w:t>
+      </w:r>
+      <w:r>
+        <w:t xml:space="preserve"> </w:t>
+      </w:r>
+      <w:r>
+        <w:rPr>
+          <w:i/>
+          <w:iCs/>
+        </w:rPr>
+        <w:t xml:space="preserve">p</w:t>
+      </w:r>
+      <w:r>
+        <w:t xml:space="preserve">. We can then add other features to plot</w:t>
+      </w:r>
+      <w:r>
+        <w:t xml:space="preserve"> </w:t>
+      </w:r>
+      <w:r>
+        <w:rPr>
+          <w:i/>
+          <w:iCs/>
+        </w:rPr>
+        <w:t xml:space="preserve">p</w:t>
+      </w:r>
+      <w:r>
+        <w:t xml:space="preserve"> </w:t>
+      </w:r>
+      <w:r>
+        <w:t xml:space="preserve">as we continue our work. This</w:t>
+      </w:r>
+      <w:r>
+        <w:t xml:space="preserve"> </w:t>
+      </w:r>
+      <w:r>
+        <w:rPr>
+          <w:i/>
+          <w:iCs/>
+        </w:rPr>
+        <w:t xml:space="preserve">iterative</w:t>
+      </w:r>
+      <w:r>
+        <w:t xml:space="preserve"> </w:t>
+      </w:r>
+      <w:r>
+        <w:t xml:space="preserve">nature of</w:t>
+      </w:r>
+      <w:r>
+        <w:t xml:space="preserve"> </w:t>
+      </w:r>
+      <w:r>
+        <w:rPr>
+          <w:rStyle w:val="VerbatimChar"/>
+        </w:rPr>
+        <w:t xml:space="preserve">ggplot2</w:t>
+      </w:r>
+      <w:r>
+        <w:t xml:space="preserve"> </w:t>
+      </w:r>
+      <w:r>
+        <w:t xml:space="preserve">is one of the things that makes it so powerful. As your workflow and your documents become more complex, you can build a simple consistent foundation</w:t>
+      </w:r>
+      <w:r>
+        <w:rPr>
+          <w:rStyle w:val="FootnoteReference"/>
+        </w:rPr>
+        <w:footnoteReference w:id="41"/>
+      </w:r>
+      <w:r>
+        <w:t xml:space="preserve"> </w:t>
+      </w:r>
+      <w:r>
+        <w:t xml:space="preserve">for your graphs, then add something simple to make a first graph, and a different something simple to make a second graph.</w:t>
       </w:r>
     </w:p>
     <w:p>
@@ -2009,7 +2132,7 @@
         <w:pStyle w:val="FirstParagraph"/>
       </w:pPr>
       <w:r>
-        <w:t xml:space="preserve">For one variable:</w:t>
+        <w:t xml:space="preserve">For two variables:</w:t>
       </w:r>
     </w:p>
     <w:p>
@@ -2020,189 +2143,37 @@
         <w:rPr>
           <w:rStyle w:val="VerbatimChar"/>
         </w:rPr>
-        <w:t xml:space="preserve">p &lt;- ggplot(mydata, aes(x = ...))</w:t>
-      </w:r>
-      <w:r>
-        <w:t xml:space="preserve"> </w:t>
-      </w:r>
-      <w:r>
-        <w:t xml:space="preserve">This says there is only one variable running along the horizontal</w:t>
-      </w:r>
-      <w:r>
-        <w:t xml:space="preserve"> </w:t>
-      </w:r>
-      <w:r>
-        <w:rPr>
+        <w:t xml:space="preserve">p &lt;- ggplot(mydata, aes(x = ..., y = ...))</w:t>
+      </w:r>
+      <w:r>
+        <w:t xml:space="preserve"> </w:t>
+      </w:r>
+      <w:r>
+        <w:t xml:space="preserve">This says there are two variables: one for the horizontal</w:t>
+      </w:r>
+      <w:r>
+        <w:t xml:space="preserve"> </w:t>
+      </w:r>
+      <w:r>
+        <w:rPr>
+          <w:i/>
           <w:iCs/>
+        </w:rPr>
+        <w:t xml:space="preserve">x</w:t>
+      </w:r>
+      <w:r>
+        <w:t xml:space="preserve"> </w:t>
+      </w:r>
+      <w:r>
+        <w:t xml:space="preserve">axis; and another for the vertical</w:t>
+      </w:r>
+      <w:r>
+        <w:t xml:space="preserve"> </w:t>
+      </w:r>
+      <w:r>
+        <w:rPr>
           <w:i/>
-        </w:rPr>
-        <w:t xml:space="preserve">x</w:t>
-      </w:r>
-      <w:r>
-        <w:t xml:space="preserve"> </w:t>
-      </w:r>
-      <w:r>
-        <w:t xml:space="preserve">axis in the aesthetic.</w:t>
-      </w:r>
-    </w:p>
-    <w:p>
-      <w:pPr>
-        <w:pStyle w:val="BlockText"/>
-      </w:pPr>
-      <w:r>
-        <w:t xml:space="preserve">The</w:t>
-      </w:r>
-      <w:r>
-        <w:t xml:space="preserve"> </w:t>
-      </w:r>
-      <w:r>
-        <w:rPr>
-          <w:rStyle w:val="VerbatimChar"/>
-        </w:rPr>
-        <w:t xml:space="preserve">p &lt;-...</w:t>
-      </w:r>
-      <w:r>
-        <w:t xml:space="preserve"> </w:t>
-      </w:r>
-      <w:r>
-        <w:t xml:space="preserve">means that we are</w:t>
-      </w:r>
-      <w:r>
-        <w:t xml:space="preserve"> </w:t>
-      </w:r>
-      <w:r>
-        <w:rPr>
           <w:iCs/>
-          <w:i/>
-        </w:rPr>
-        <w:t xml:space="preserve">assigning</w:t>
-      </w:r>
-      <w:r>
-        <w:t xml:space="preserve"> </w:t>
-      </w:r>
-      <w:r>
-        <w:t xml:space="preserve">this graph aesthetic to plot</w:t>
-      </w:r>
-      <w:r>
-        <w:t xml:space="preserve"> </w:t>
-      </w:r>
-      <w:r>
-        <w:rPr>
-          <w:iCs/>
-          <w:i/>
-        </w:rPr>
-        <w:t xml:space="preserve">p</w:t>
-      </w:r>
-      <w:r>
-        <w:t xml:space="preserve">. We can then add other features to plot</w:t>
-      </w:r>
-      <w:r>
-        <w:t xml:space="preserve"> </w:t>
-      </w:r>
-      <w:r>
-        <w:rPr>
-          <w:iCs/>
-          <w:i/>
-        </w:rPr>
-        <w:t xml:space="preserve">p</w:t>
-      </w:r>
-      <w:r>
-        <w:t xml:space="preserve"> </w:t>
-      </w:r>
-      <w:r>
-        <w:t xml:space="preserve">as we continue our work. This</w:t>
-      </w:r>
-      <w:r>
-        <w:t xml:space="preserve"> </w:t>
-      </w:r>
-      <w:r>
-        <w:rPr>
-          <w:iCs/>
-          <w:i/>
-        </w:rPr>
-        <w:t xml:space="preserve">iterative</w:t>
-      </w:r>
-      <w:r>
-        <w:t xml:space="preserve"> </w:t>
-      </w:r>
-      <w:r>
-        <w:t xml:space="preserve">nature of</w:t>
-      </w:r>
-      <w:r>
-        <w:t xml:space="preserve"> </w:t>
-      </w:r>
-      <w:r>
-        <w:rPr>
-          <w:rStyle w:val="VerbatimChar"/>
-        </w:rPr>
-        <w:t xml:space="preserve">ggplot2</w:t>
-      </w:r>
-      <w:r>
-        <w:t xml:space="preserve"> </w:t>
-      </w:r>
-      <w:r>
-        <w:t xml:space="preserve">is one of the things that makes it so powerful. As your workflow and your documents become more complex, you can build a simple consistent foundation</w:t>
-      </w:r>
-      <w:r>
-        <w:rPr>
-          <w:rStyle w:val="FootnoteReference"/>
-        </w:rPr>
-        <w:footnoteReference w:id="41"/>
-      </w:r>
-      <w:r>
-        <w:t xml:space="preserve"> </w:t>
-      </w:r>
-      <w:r>
-        <w:t xml:space="preserve">for your graphs, then add something simple to make a first graph, and a different something simple to make a second graph.</w:t>
-      </w:r>
-    </w:p>
-    <w:p>
-      <w:pPr>
-        <w:pStyle w:val="FirstParagraph"/>
-      </w:pPr>
-      <w:r>
-        <w:t xml:space="preserve">For two variables:</w:t>
-      </w:r>
-    </w:p>
-    <w:p>
-      <w:pPr>
-        <w:pStyle w:val="BodyText"/>
-      </w:pPr>
-      <w:r>
-        <w:rPr>
-          <w:rStyle w:val="VerbatimChar"/>
-        </w:rPr>
-        <w:t xml:space="preserve">p &lt;- ggplot(mydata, aes(x = ..., y = ...))</w:t>
-      </w:r>
-      <w:r>
-        <w:t xml:space="preserve"> </w:t>
-      </w:r>
-      <w:r>
-        <w:t xml:space="preserve">This says there are two variables: one for the horizontal</w:t>
-      </w:r>
-      <w:r>
-        <w:t xml:space="preserve"> </w:t>
-      </w:r>
-      <w:r>
-        <w:rPr>
-          <w:iCs/>
-          <w:i/>
-        </w:rPr>
-        <w:t xml:space="preserve">x</w:t>
-      </w:r>
-      <w:r>
-        <w:t xml:space="preserve"> </w:t>
-      </w:r>
-      <w:r>
-        <w:t xml:space="preserve">axis; and another for the vertical</w:t>
-      </w:r>
-      <w:r>
-        <w:t xml:space="preserve"> </w:t>
-      </w:r>
-      <w:r>
-        <w:rPr>
-          <w:iCs/>
-          <w:i/>
         </w:rPr>
         <w:t xml:space="preserve">y</w:t>
       </w:r>
@@ -2306,10 +2277,43 @@
       </w:r>
       <w:r>
         <w:rPr>
+          <w:i/>
           <w:iCs/>
+        </w:rPr>
+        <w:t xml:space="preserve">violin plot</w:t>
+      </w:r>
+      <w:r>
+        <w:t xml:space="preserve"> </w:t>
+      </w:r>
+      <w:r>
+        <w:t xml:space="preserve">geometry to the graph.</w:t>
+      </w:r>
+    </w:p>
+    <w:p>
+      <w:pPr>
+        <w:pStyle w:val="BodyText"/>
+      </w:pPr>
+      <w:r>
+        <w:rPr>
+          <w:rStyle w:val="VerbatimChar"/>
+        </w:rPr>
+        <w:t xml:space="preserve">+ geom_beeswarm()</w:t>
+      </w:r>
+      <w:r>
+        <w:t xml:space="preserve"> </w:t>
+      </w:r>
+      <w:r>
+        <w:t xml:space="preserve">This says add a</w:t>
+      </w:r>
+      <w:r>
+        <w:t xml:space="preserve"> </w:t>
+      </w:r>
+      <w:r>
+        <w:rPr>
           <w:i/>
-        </w:rPr>
-        <w:t xml:space="preserve">violin plot</w:t>
+          <w:iCs/>
+        </w:rPr>
+        <w:t xml:space="preserve">beeswarm</w:t>
       </w:r>
       <w:r>
         <w:t xml:space="preserve"> </w:t>
@@ -2320,67 +2324,34 @@
     </w:p>
     <w:p>
       <w:pPr>
-        <w:pStyle w:val="BodyText"/>
-      </w:pPr>
-      <w:r>
-        <w:rPr>
-          <w:rStyle w:val="VerbatimChar"/>
-        </w:rPr>
-        <w:t xml:space="preserve">+ geom_beeswarm()</w:t>
-      </w:r>
-      <w:r>
-        <w:t xml:space="preserve"> </w:t>
-      </w:r>
-      <w:r>
-        <w:t xml:space="preserve">This says add a</w:t>
-      </w:r>
-      <w:r>
-        <w:t xml:space="preserve"> </w:t>
-      </w:r>
-      <w:r>
-        <w:rPr>
+        <w:pStyle w:val="BlockText"/>
+      </w:pPr>
+      <w:r>
+        <w:t xml:space="preserve">A</w:t>
+      </w:r>
+      <w:r>
+        <w:t xml:space="preserve"> </w:t>
+      </w:r>
+      <w:r>
+        <w:rPr>
+          <w:i/>
           <w:iCs/>
+        </w:rPr>
+        <w:t xml:space="preserve">beeswarm</w:t>
+      </w:r>
+      <w:r>
+        <w:t xml:space="preserve"> </w:t>
+      </w:r>
+      <w:r>
+        <w:t xml:space="preserve">is a creative layout of points that intuitively lets you understand the distribution of a quantity. The</w:t>
+      </w:r>
+      <w:r>
+        <w:t xml:space="preserve"> </w:t>
+      </w:r>
+      <w:r>
+        <w:rPr>
           <w:i/>
-        </w:rPr>
-        <w:t xml:space="preserve">beeswarm</w:t>
-      </w:r>
-      <w:r>
-        <w:t xml:space="preserve"> </w:t>
-      </w:r>
-      <w:r>
-        <w:t xml:space="preserve">geometry to the graph.</w:t>
-      </w:r>
-    </w:p>
-    <w:p>
-      <w:pPr>
-        <w:pStyle w:val="BlockText"/>
-      </w:pPr>
-      <w:r>
-        <w:t xml:space="preserve">A</w:t>
-      </w:r>
-      <w:r>
-        <w:t xml:space="preserve"> </w:t>
-      </w:r>
-      <w:r>
-        <w:rPr>
           <w:iCs/>
-          <w:i/>
-        </w:rPr>
-        <w:t xml:space="preserve">beeswarm</w:t>
-      </w:r>
-      <w:r>
-        <w:t xml:space="preserve"> </w:t>
-      </w:r>
-      <w:r>
-        <w:t xml:space="preserve">is a creative layout of points that intuitively lets you understand the distribution of a quantity. The</w:t>
-      </w:r>
-      <w:r>
-        <w:t xml:space="preserve"> </w:t>
-      </w:r>
-      <w:r>
-        <w:rPr>
-          <w:iCs/>
-          <w:i/>
         </w:rPr>
         <w:t xml:space="preserve">beeswarm</w:t>
       </w:r>
@@ -2653,7 +2624,7 @@
       <w:r>
         <w:drawing>
           <wp:inline>
-            <wp:extent cx="4620126" cy="2772075"/>
+            <wp:extent cx="5334000" cy="3200400"/>
             <wp:effectExtent b="0" l="0" r="0" t="0"/>
             <wp:docPr descr="" title="" id="46" name="Picture"/>
             <a:graphic>
@@ -2674,7 +2645,7 @@
                   <pic:spPr bwMode="auto">
                     <a:xfrm>
                       <a:off x="0" y="0"/>
-                      <a:ext cx="4620126" cy="2772075"/>
+                      <a:ext cx="5334000" cy="3200400"/>
                     </a:xfrm>
                     <a:prstGeom prst="rect">
                       <a:avLst/>
@@ -2868,7 +2839,7 @@
       <w:r>
         <w:drawing>
           <wp:inline>
-            <wp:extent cx="4620126" cy="2772075"/>
+            <wp:extent cx="5334000" cy="3200400"/>
             <wp:effectExtent b="0" l="0" r="0" t="0"/>
             <wp:docPr descr="" title="" id="50" name="Picture"/>
             <a:graphic>
@@ -2889,7 +2860,7 @@
                   <pic:spPr bwMode="auto">
                     <a:xfrm>
                       <a:off x="0" y="0"/>
-                      <a:ext cx="4620126" cy="2772075"/>
+                      <a:ext cx="5334000" cy="3200400"/>
                     </a:xfrm>
                     <a:prstGeom prst="rect">
                       <a:avLst/>
@@ -3083,7 +3054,7 @@
       <w:r>
         <w:drawing>
           <wp:inline>
-            <wp:extent cx="4620126" cy="2772075"/>
+            <wp:extent cx="5334000" cy="3200400"/>
             <wp:effectExtent b="0" l="0" r="0" t="0"/>
             <wp:docPr descr="" title="" id="54" name="Picture"/>
             <a:graphic>
@@ -3104,7 +3075,7 @@
                   <pic:spPr bwMode="auto">
                     <a:xfrm>
                       <a:off x="0" y="0"/>
-                      <a:ext cx="4620126" cy="2772075"/>
+                      <a:ext cx="5334000" cy="3200400"/>
                     </a:xfrm>
                     <a:prstGeom prst="rect">
                       <a:avLst/>
@@ -3262,7 +3233,7 @@
       <w:r>
         <w:drawing>
           <wp:inline>
-            <wp:extent cx="4620126" cy="2772075"/>
+            <wp:extent cx="5334000" cy="3200400"/>
             <wp:effectExtent b="0" l="0" r="0" t="0"/>
             <wp:docPr descr="" title="" id="58" name="Picture"/>
             <a:graphic>
@@ -3283,7 +3254,7 @@
                   <pic:spPr bwMode="auto">
                     <a:xfrm>
                       <a:off x="0" y="0"/>
-                      <a:ext cx="4620126" cy="2772075"/>
+                      <a:ext cx="5334000" cy="3200400"/>
                     </a:xfrm>
                     <a:prstGeom prst="rect">
                       <a:avLst/>
@@ -3543,7 +3514,7 @@
       <w:r>
         <w:drawing>
           <wp:inline>
-            <wp:extent cx="4620126" cy="2772075"/>
+            <wp:extent cx="5334000" cy="3200400"/>
             <wp:effectExtent b="0" l="0" r="0" t="0"/>
             <wp:docPr descr="" title="" id="62" name="Picture"/>
             <a:graphic>
@@ -3564,7 +3535,7 @@
                   <pic:spPr bwMode="auto">
                     <a:xfrm>
                       <a:off x="0" y="0"/>
-                      <a:ext cx="4620126" cy="2772075"/>
+                      <a:ext cx="5334000" cy="3200400"/>
                     </a:xfrm>
                     <a:prstGeom prst="rect">
                       <a:avLst/>
@@ -3959,7 +3930,7 @@
       <w:r>
         <w:drawing>
           <wp:inline>
-            <wp:extent cx="4620126" cy="2772075"/>
+            <wp:extent cx="5334000" cy="3200400"/>
             <wp:effectExtent b="0" l="0" r="0" t="0"/>
             <wp:docPr descr="" title="" id="66" name="Picture"/>
             <a:graphic>
@@ -3980,7 +3951,7 @@
                   <pic:spPr bwMode="auto">
                     <a:xfrm>
                       <a:off x="0" y="0"/>
-                      <a:ext cx="4620126" cy="2772075"/>
+                      <a:ext cx="5334000" cy="3200400"/>
                     </a:xfrm>
                     <a:prstGeom prst="rect">
                       <a:avLst/>
@@ -4031,8 +4002,8 @@
       </w:r>
       <w:r>
         <w:rPr>
+          <w:b/>
           <w:bCs/>
-          <w:b/>
         </w:rPr>
         <w:t xml:space="preserve">count</w:t>
       </w:r>
@@ -4181,7 +4152,7 @@
       <w:r>
         <w:drawing>
           <wp:inline>
-            <wp:extent cx="4620126" cy="2772075"/>
+            <wp:extent cx="5334000" cy="3200400"/>
             <wp:effectExtent b="0" l="0" r="0" t="0"/>
             <wp:docPr descr="" title="" id="72" name="Picture"/>
             <a:graphic>
@@ -4202,7 +4173,7 @@
                   <pic:spPr bwMode="auto">
                     <a:xfrm>
                       <a:off x="0" y="0"/>
-                      <a:ext cx="4620126" cy="2772075"/>
+                      <a:ext cx="5334000" cy="3200400"/>
                     </a:xfrm>
                     <a:prstGeom prst="rect">
                       <a:avLst/>
@@ -4233,24 +4204,24 @@
       </w:r>
       <w:r>
         <w:rPr>
+          <w:i/>
           <w:iCs/>
+        </w:rPr>
+        <w:t xml:space="preserve">aesthetic</w:t>
+      </w:r>
+      <w:r>
+        <w:t xml:space="preserve"> </w:t>
+      </w:r>
+      <w:r>
+        <w:t xml:space="preserve">slightly results in a</w:t>
+      </w:r>
+      <w:r>
+        <w:t xml:space="preserve"> </w:t>
+      </w:r>
+      <w:r>
+        <w:rPr>
           <w:i/>
-        </w:rPr>
-        <w:t xml:space="preserve">aesthetic</w:t>
-      </w:r>
-      <w:r>
-        <w:t xml:space="preserve"> </w:t>
-      </w:r>
-      <w:r>
-        <w:t xml:space="preserve">slightly results in a</w:t>
-      </w:r>
-      <w:r>
-        <w:t xml:space="preserve"> </w:t>
-      </w:r>
-      <w:r>
-        <w:rPr>
           <w:iCs/>
-          <w:i/>
         </w:rPr>
         <w:t xml:space="preserve">stacked</w:t>
       </w:r>
@@ -4483,7 +4454,7 @@
       <w:r>
         <w:drawing>
           <wp:inline>
-            <wp:extent cx="4620126" cy="2772075"/>
+            <wp:extent cx="5334000" cy="3200400"/>
             <wp:effectExtent b="0" l="0" r="0" t="0"/>
             <wp:docPr descr="" title="" id="75" name="Picture"/>
             <a:graphic>
@@ -4504,7 +4475,7 @@
                   <pic:spPr bwMode="auto">
                     <a:xfrm>
                       <a:off x="0" y="0"/>
-                      <a:ext cx="4620126" cy="2772075"/>
+                      <a:ext cx="5334000" cy="3200400"/>
                     </a:xfrm>
                     <a:prstGeom prst="rect">
                       <a:avLst/>
@@ -4554,8 +4525,8 @@
       </w:r>
       <w:r>
         <w:rPr>
+          <w:b/>
           <w:bCs/>
-          <w:b/>
         </w:rPr>
         <w:t xml:space="preserve">average value of our outcome variable</w:t>
       </w:r>
@@ -4809,7 +4780,7 @@
       <w:r>
         <w:drawing>
           <wp:inline>
-            <wp:extent cx="4620126" cy="2772075"/>
+            <wp:extent cx="5334000" cy="3200400"/>
             <wp:effectExtent b="0" l="0" r="0" t="0"/>
             <wp:docPr descr="" title="" id="79" name="Picture"/>
             <a:graphic>
@@ -4830,7 +4801,7 @@
                   <pic:spPr bwMode="auto">
                     <a:xfrm>
                       <a:off x="0" y="0"/>
-                      <a:ext cx="4620126" cy="2772075"/>
+                      <a:ext cx="5334000" cy="3200400"/>
                     </a:xfrm>
                     <a:prstGeom prst="rect">
                       <a:avLst/>
@@ -5025,7 +4996,7 @@
       <w:r>
         <w:drawing>
           <wp:inline>
-            <wp:extent cx="4620126" cy="2772075"/>
+            <wp:extent cx="5334000" cy="3200400"/>
             <wp:effectExtent b="0" l="0" r="0" t="0"/>
             <wp:docPr descr="" title="" id="84" name="Picture"/>
             <a:graphic>
@@ -5046,7 +5017,7 @@
                   <pic:spPr bwMode="auto">
                     <a:xfrm>
                       <a:off x="0" y="0"/>
-                      <a:ext cx="4620126" cy="2772075"/>
+                      <a:ext cx="5334000" cy="3200400"/>
                     </a:xfrm>
                     <a:prstGeom prst="rect">
                       <a:avLst/>
@@ -5219,7 +5190,7 @@
       <w:r>
         <w:drawing>
           <wp:inline>
-            <wp:extent cx="4620126" cy="2772075"/>
+            <wp:extent cx="5334000" cy="3200400"/>
             <wp:effectExtent b="0" l="0" r="0" t="0"/>
             <wp:docPr descr="" title="" id="88" name="Picture"/>
             <a:graphic>
@@ -5240,7 +5211,7 @@
                   <pic:spPr bwMode="auto">
                     <a:xfrm>
                       <a:off x="0" y="0"/>
-                      <a:ext cx="4620126" cy="2772075"/>
+                      <a:ext cx="5334000" cy="3200400"/>
                     </a:xfrm>
                     <a:prstGeom prst="rect">
                       <a:avLst/>
@@ -5383,7 +5354,7 @@
       <w:r>
         <w:drawing>
           <wp:inline>
-            <wp:extent cx="4620126" cy="2772075"/>
+            <wp:extent cx="5334000" cy="3200400"/>
             <wp:effectExtent b="0" l="0" r="0" t="0"/>
             <wp:docPr descr="" title="" id="92" name="Picture"/>
             <a:graphic>
@@ -5404,7 +5375,7 @@
                   <pic:spPr bwMode="auto">
                     <a:xfrm>
                       <a:off x="0" y="0"/>
-                      <a:ext cx="4620126" cy="2772075"/>
+                      <a:ext cx="5334000" cy="3200400"/>
                     </a:xfrm>
                     <a:prstGeom prst="rect">
                       <a:avLst/>
@@ -5580,7 +5551,7 @@
       <w:r>
         <w:drawing>
           <wp:inline>
-            <wp:extent cx="4620126" cy="2772075"/>
+            <wp:extent cx="5334000" cy="3200400"/>
             <wp:effectExtent b="0" l="0" r="0" t="0"/>
             <wp:docPr descr="" title="" id="96" name="Picture"/>
             <a:graphic>
@@ -5601,7 +5572,7 @@
                   <pic:spPr bwMode="auto">
                     <a:xfrm>
                       <a:off x="0" y="0"/>
-                      <a:ext cx="4620126" cy="2772075"/>
+                      <a:ext cx="5334000" cy="3200400"/>
                     </a:xfrm>
                     <a:prstGeom prst="rect">
                       <a:avLst/>
@@ -5908,7 +5879,7 @@
       <w:r>
         <w:drawing>
           <wp:inline>
-            <wp:extent cx="4620126" cy="2772075"/>
+            <wp:extent cx="5334000" cy="3200400"/>
             <wp:effectExtent b="0" l="0" r="0" t="0"/>
             <wp:docPr descr="" title="" id="100" name="Picture"/>
             <a:graphic>
@@ -5929,7 +5900,7 @@
                   <pic:spPr bwMode="auto">
                     <a:xfrm>
                       <a:off x="0" y="0"/>
-                      <a:ext cx="4620126" cy="2772075"/>
+                      <a:ext cx="5334000" cy="3200400"/>
                     </a:xfrm>
                     <a:prstGeom prst="rect">
                       <a:avLst/>
@@ -6264,7 +6235,7 @@
       <w:r>
         <w:drawing>
           <wp:inline>
-            <wp:extent cx="4620126" cy="2772075"/>
+            <wp:extent cx="5334000" cy="3200400"/>
             <wp:effectExtent b="0" l="0" r="0" t="0"/>
             <wp:docPr descr="" title="" id="104" name="Picture"/>
             <a:graphic>
@@ -6285,7 +6256,7 @@
                   <pic:spPr bwMode="auto">
                     <a:xfrm>
                       <a:off x="0" y="0"/>
-                      <a:ext cx="4620126" cy="2772075"/>
+                      <a:ext cx="5334000" cy="3200400"/>
                     </a:xfrm>
                     <a:prstGeom prst="rect">
                       <a:avLst/>
@@ -6590,7 +6561,7 @@
       <w:r>
         <w:drawing>
           <wp:inline>
-            <wp:extent cx="4620126" cy="2772075"/>
+            <wp:extent cx="5334000" cy="3200400"/>
             <wp:effectExtent b="0" l="0" r="0" t="0"/>
             <wp:docPr descr="" title="" id="108" name="Picture"/>
             <a:graphic>
@@ -6611,7 +6582,7 @@
                   <pic:spPr bwMode="auto">
                     <a:xfrm>
                       <a:off x="0" y="0"/>
-                      <a:ext cx="4620126" cy="2772075"/>
+                      <a:ext cx="5334000" cy="3200400"/>
                     </a:xfrm>
                     <a:prstGeom prst="rect">
                       <a:avLst/>
@@ -6662,8 +6633,8 @@
       </w:r>
       <w:r>
         <w:rPr>
+          <w:i/>
           <w:iCs/>
-          <w:i/>
         </w:rPr>
         <w:t xml:space="preserve">over-plotting</w:t>
       </w:r>
@@ -6860,7 +6831,7 @@
       <w:r>
         <w:drawing>
           <wp:inline>
-            <wp:extent cx="4620126" cy="2772075"/>
+            <wp:extent cx="5334000" cy="3200400"/>
             <wp:effectExtent b="0" l="0" r="0" t="0"/>
             <wp:docPr descr="" title="" id="113" name="Picture"/>
             <a:graphic>
@@ -6881,7 +6852,7 @@
                   <pic:spPr bwMode="auto">
                     <a:xfrm>
                       <a:off x="0" y="0"/>
-                      <a:ext cx="4620126" cy="2772075"/>
+                      <a:ext cx="5334000" cy="3200400"/>
                     </a:xfrm>
                     <a:prstGeom prst="rect">
                       <a:avLst/>
@@ -7162,7 +7133,7 @@
       <w:r>
         <w:drawing>
           <wp:inline>
-            <wp:extent cx="4620126" cy="3696101"/>
+            <wp:extent cx="5334000" cy="4267200"/>
             <wp:effectExtent b="0" l="0" r="0" t="0"/>
             <wp:docPr descr="" title="" id="117" name="Picture"/>
             <a:graphic>
@@ -7183,7 +7154,7 @@
                   <pic:spPr bwMode="auto">
                     <a:xfrm>
                       <a:off x="0" y="0"/>
-                      <a:ext cx="4620126" cy="3696101"/>
+                      <a:ext cx="5334000" cy="4267200"/>
                     </a:xfrm>
                     <a:prstGeom prst="rect">
                       <a:avLst/>
@@ -7215,13 +7186,7 @@
         <w:t xml:space="preserve"> </w:t>
       </w:r>
       <w:r>
-        <w:t xml:space="preserve">“</w:t>
-      </w:r>
-      <w:r>
-        <w:t xml:space="preserve">minimal</w:t>
-      </w:r>
-      <w:r>
-        <w:t xml:space="preserve">”</w:t>
+        <w:t xml:space="preserve">“minimal”</w:t>
       </w:r>
       <w:r>
         <w:t xml:space="preserve"> </w:t>
@@ -7434,7 +7399,7 @@
       <w:r>
         <w:drawing>
           <wp:inline>
-            <wp:extent cx="4620126" cy="3696101"/>
+            <wp:extent cx="5334000" cy="4267200"/>
             <wp:effectExtent b="0" l="0" r="0" t="0"/>
             <wp:docPr descr="" title="" id="121" name="Picture"/>
             <a:graphic>
@@ -7455,7 +7420,7 @@
                   <pic:spPr bwMode="auto">
                     <a:xfrm>
                       <a:off x="0" y="0"/>
-                      <a:ext cx="4620126" cy="3696101"/>
+                      <a:ext cx="5334000" cy="4267200"/>
                     </a:xfrm>
                     <a:prstGeom prst="rect">
                       <a:avLst/>
@@ -7523,13 +7488,7 @@
         <w:pStyle w:val="Heading5"/>
       </w:pPr>
       <w:r>
-        <w:t xml:space="preserve">“</w:t>
-      </w:r>
-      <w:r>
-        <w:t xml:space="preserve">538</w:t>
-      </w:r>
-      <w:r>
-        <w:t xml:space="preserve">”</w:t>
+        <w:t xml:space="preserve">“538”</w:t>
       </w:r>
       <w:r>
         <w:t xml:space="preserve"> </w:t>
@@ -7781,7 +7740,7 @@
       <w:r>
         <w:drawing>
           <wp:inline>
-            <wp:extent cx="4620126" cy="3696101"/>
+            <wp:extent cx="5334000" cy="4267200"/>
             <wp:effectExtent b="0" l="0" r="0" t="0"/>
             <wp:docPr descr="" title="" id="126" name="Picture"/>
             <a:graphic>
@@ -7802,7 +7761,7 @@
                   <pic:spPr bwMode="auto">
                     <a:xfrm>
                       <a:off x="0" y="0"/>
-                      <a:ext cx="4620126" cy="3696101"/>
+                      <a:ext cx="5334000" cy="4267200"/>
                     </a:xfrm>
                     <a:prstGeom prst="rect">
                       <a:avLst/>
@@ -7828,13 +7787,7 @@
         <w:pStyle w:val="Heading5"/>
       </w:pPr>
       <w:r>
-        <w:t xml:space="preserve">“</w:t>
-      </w:r>
-      <w:r>
-        <w:t xml:space="preserve">Solarized Theme</w:t>
-      </w:r>
-      <w:r>
-        <w:t xml:space="preserve">”</w:t>
+        <w:t xml:space="preserve">“Solarized Theme”</w:t>
       </w:r>
     </w:p>
     <w:p>
@@ -8080,7 +8033,7 @@
       <w:r>
         <w:drawing>
           <wp:inline>
-            <wp:extent cx="4620126" cy="3696101"/>
+            <wp:extent cx="5334000" cy="4267200"/>
             <wp:effectExtent b="0" l="0" r="0" t="0"/>
             <wp:docPr descr="" title="" id="130" name="Picture"/>
             <a:graphic>
@@ -8101,7 +8054,7 @@
                   <pic:spPr bwMode="auto">
                     <a:xfrm>
                       <a:off x="0" y="0"/>
-                      <a:ext cx="4620126" cy="3696101"/>
+                      <a:ext cx="5334000" cy="4267200"/>
                     </a:xfrm>
                     <a:prstGeom prst="rect">
                       <a:avLst/>
@@ -8127,13 +8080,7 @@
         <w:pStyle w:val="Heading5"/>
       </w:pPr>
       <w:r>
-        <w:t xml:space="preserve">“</w:t>
-      </w:r>
-      <w:r>
-        <w:t xml:space="preserve">Solarized Dark</w:t>
-      </w:r>
-      <w:r>
-        <w:t xml:space="preserve">”</w:t>
+        <w:t xml:space="preserve">“Solarized Dark”</w:t>
       </w:r>
       <w:r>
         <w:t xml:space="preserve"> </w:t>
@@ -8421,7 +8368,7 @@
       <w:r>
         <w:drawing>
           <wp:inline>
-            <wp:extent cx="4620126" cy="3696101"/>
+            <wp:extent cx="5334000" cy="4267200"/>
             <wp:effectExtent b="0" l="0" r="0" t="0"/>
             <wp:docPr descr="" title="" id="134" name="Picture"/>
             <a:graphic>
@@ -8442,7 +8389,7 @@
                   <pic:spPr bwMode="auto">
                     <a:xfrm>
                       <a:off x="0" y="0"/>
-                      <a:ext cx="4620126" cy="3696101"/>
+                      <a:ext cx="5334000" cy="4267200"/>
                     </a:xfrm>
                     <a:prstGeom prst="rect">
                       <a:avLst/>
@@ -8468,13 +8415,7 @@
         <w:pStyle w:val="Heading5"/>
       </w:pPr>
       <w:r>
-        <w:t xml:space="preserve">“</w:t>
-      </w:r>
-      <w:r>
-        <w:t xml:space="preserve">Economist</w:t>
-      </w:r>
-      <w:r>
-        <w:t xml:space="preserve">”</w:t>
+        <w:t xml:space="preserve">“Economist”</w:t>
       </w:r>
       <w:r>
         <w:t xml:space="preserve"> </w:t>
@@ -8726,7 +8667,7 @@
       <w:r>
         <w:drawing>
           <wp:inline>
-            <wp:extent cx="4620126" cy="3696101"/>
+            <wp:extent cx="5334000" cy="4267200"/>
             <wp:effectExtent b="0" l="0" r="0" t="0"/>
             <wp:docPr descr="" title="" id="138" name="Picture"/>
             <a:graphic>
@@ -8747,7 +8688,7 @@
                   <pic:spPr bwMode="auto">
                     <a:xfrm>
                       <a:off x="0" y="0"/>
-                      <a:ext cx="4620126" cy="3696101"/>
+                      <a:ext cx="5334000" cy="4267200"/>
                     </a:xfrm>
                     <a:prstGeom prst="rect">
                       <a:avLst/>
@@ -8773,13 +8714,7 @@
         <w:pStyle w:val="Heading5"/>
       </w:pPr>
       <w:r>
-        <w:t xml:space="preserve">“</w:t>
-      </w:r>
-      <w:r>
-        <w:t xml:space="preserve">Tufte</w:t>
-      </w:r>
-      <w:r>
-        <w:t xml:space="preserve">”</w:t>
+        <w:t xml:space="preserve">“Tufte”</w:t>
       </w:r>
       <w:r>
         <w:t xml:space="preserve"> </w:t>
@@ -8998,7 +8933,7 @@
       <w:r>
         <w:drawing>
           <wp:inline>
-            <wp:extent cx="4620126" cy="3696101"/>
+            <wp:extent cx="5334000" cy="4267200"/>
             <wp:effectExtent b="0" l="0" r="0" t="0"/>
             <wp:docPr descr="" title="" id="142" name="Picture"/>
             <a:graphic>
@@ -9019,7 +8954,7 @@
                   <pic:spPr bwMode="auto">
                     <a:xfrm>
                       <a:off x="0" y="0"/>
-                      <a:ext cx="4620126" cy="3696101"/>
+                      <a:ext cx="5334000" cy="4267200"/>
                     </a:xfrm>
                     <a:prstGeom prst="rect">
                       <a:avLst/>
@@ -9045,13 +8980,7 @@
         <w:pStyle w:val="Heading5"/>
       </w:pPr>
       <w:r>
-        <w:t xml:space="preserve">“</w:t>
-      </w:r>
-      <w:r>
-        <w:t xml:space="preserve">Google Docs Theme</w:t>
-      </w:r>
-      <w:r>
-        <w:t xml:space="preserve">”</w:t>
+        <w:t xml:space="preserve">“Google Docs Theme”</w:t>
       </w:r>
     </w:p>
     <w:p>
@@ -9297,7 +9226,7 @@
       <w:r>
         <w:drawing>
           <wp:inline>
-            <wp:extent cx="4620126" cy="3696101"/>
+            <wp:extent cx="5334000" cy="4267200"/>
             <wp:effectExtent b="0" l="0" r="0" t="0"/>
             <wp:docPr descr="" title="" id="146" name="Picture"/>
             <a:graphic>
@@ -9318,7 +9247,7 @@
                   <pic:spPr bwMode="auto">
                     <a:xfrm>
                       <a:off x="0" y="0"/>
-                      <a:ext cx="4620126" cy="3696101"/>
+                      <a:ext cx="5334000" cy="4267200"/>
                     </a:xfrm>
                     <a:prstGeom prst="rect">
                       <a:avLst/>
@@ -9363,8 +9292,8 @@
       </w:r>
       <w:r>
         <w:rPr>
+          <w:i/>
           <w:iCs/>
-          <w:i/>
         </w:rPr>
         <w:t xml:space="preserve">group</w:t>
       </w:r>
@@ -9681,7 +9610,7 @@
       <w:r>
         <w:drawing>
           <wp:inline>
-            <wp:extent cx="4620126" cy="3696101"/>
+            <wp:extent cx="5334000" cy="4267200"/>
             <wp:effectExtent b="0" l="0" r="0" t="0"/>
             <wp:docPr descr="" title="" id="153" name="Picture"/>
             <a:graphic>
@@ -9702,7 +9631,7 @@
                   <pic:spPr bwMode="auto">
                     <a:xfrm>
                       <a:off x="0" y="0"/>
-                      <a:ext cx="4620126" cy="3696101"/>
+                      <a:ext cx="5334000" cy="4267200"/>
                     </a:xfrm>
                     <a:prstGeom prst="rect">
                       <a:avLst/>
@@ -9734,13 +9663,7 @@
         <w:t xml:space="preserve"> </w:t>
       </w:r>
       <w:r>
-        <w:t xml:space="preserve">“</w:t>
-      </w:r>
-      <w:r>
-        <w:t xml:space="preserve">small multiples</w:t>
-      </w:r>
-      <w:r>
-        <w:t xml:space="preserve">”</w:t>
+        <w:t xml:space="preserve">“small multiples”</w:t>
       </w:r>
       <w:r>
         <w:t xml:space="preserve"> </w:t>
@@ -10001,7 +9924,7 @@
       <w:r>
         <w:drawing>
           <wp:inline>
-            <wp:extent cx="4620126" cy="3696101"/>
+            <wp:extent cx="5334000" cy="4267200"/>
             <wp:effectExtent b="0" l="0" r="0" t="0"/>
             <wp:docPr descr="" title="" id="157" name="Picture"/>
             <a:graphic>
@@ -10022,7 +9945,7 @@
                   <pic:spPr bwMode="auto">
                     <a:xfrm>
                       <a:off x="0" y="0"/>
-                      <a:ext cx="4620126" cy="3696101"/>
+                      <a:ext cx="5334000" cy="4267200"/>
                     </a:xfrm>
                     <a:prstGeom prst="rect">
                       <a:avLst/>
@@ -10154,8 +10077,8 @@
       </w:pPr>
       <w:r>
         <w:rPr>
+          <w:i/>
           <w:iCs/>
-          <w:i/>
         </w:rPr>
         <w:t xml:space="preserve">Quick Introduction to ggplot2</w:t>
       </w:r>
@@ -10194,7 +10117,7 @@
         <w:rPr>
           <w:rStyle w:val="VerbatimChar"/>
         </w:rPr>
-        <w:t xml:space="preserve">May 01 2022</w:t>
+        <w:t xml:space="preserve">March 31 2026</w:t>
       </w:r>
       <w:r>
         <w:t xml:space="preserve"> </w:t>
@@ -10209,11 +10132,15 @@
         <w:rPr>
           <w:rStyle w:val="VerbatimChar"/>
         </w:rPr>
-        <w:t xml:space="preserve">09:13</w:t>
+        <w:t xml:space="preserve">15:15</w:t>
       </w:r>
     </w:p>
     <w:bookmarkEnd w:id="166"/>
-    <w:sectPr/>
+    <w:sectPr>
+      <w:footnotePr>
+        <w:numRestart w:val="eachSect"/>
+      </w:footnotePr>
+    </w:sectPr>
   </w:body>
 </w:document>
 </file>
@@ -10281,14 +10208,14 @@
 <file path=word/numbering.xml><?xml version="1.0" encoding="utf-8"?>
 <w:numbering xmlns:w="http://schemas.openxmlformats.org/wordprocessingml/2006/main">
   <w:abstractNum w:abstractNumId="990">
-    <w:nsid w:val="A990"/>
+    <w:nsid w:val="0000A990"/>
     <w:multiLevelType w:val="multilevel"/>
     <w:lvl w:ilvl="0">
       <w:numFmt w:val="bullet"/>
       <w:lvlText w:val=" "/>
       <w:lvlJc w:val="left"/>
       <w:pPr>
-        <w:ind w:left="720" w:hanging="480"/>
+        <w:ind w:left="720" w:hanging="360"/>
       </w:pPr>
     </w:lvl>
     <w:lvl w:ilvl="1">
@@ -10296,7 +10223,7 @@
       <w:lvlText w:val=" "/>
       <w:lvlJc w:val="left"/>
       <w:pPr>
-        <w:ind w:left="1440" w:hanging="480"/>
+        <w:ind w:left="1440" w:hanging="360"/>
       </w:pPr>
     </w:lvl>
     <w:lvl w:ilvl="2">
@@ -10304,7 +10231,7 @@
       <w:lvlText w:val=" "/>
       <w:lvlJc w:val="left"/>
       <w:pPr>
-        <w:ind w:left="2160" w:hanging="480"/>
+        <w:ind w:left="2160" w:hanging="360"/>
       </w:pPr>
     </w:lvl>
     <w:lvl w:ilvl="3">
@@ -10312,7 +10239,7 @@
       <w:lvlText w:val=" "/>
       <w:lvlJc w:val="left"/>
       <w:pPr>
-        <w:ind w:left="2880" w:hanging="480"/>
+        <w:ind w:left="2880" w:hanging="360"/>
       </w:pPr>
     </w:lvl>
     <w:lvl w:ilvl="4">
@@ -10320,7 +10247,7 @@
       <w:lvlText w:val=" "/>
       <w:lvlJc w:val="left"/>
       <w:pPr>
-        <w:ind w:left="3600" w:hanging="480"/>
+        <w:ind w:left="3600" w:hanging="360"/>
       </w:pPr>
     </w:lvl>
     <w:lvl w:ilvl="5">
@@ -10328,7 +10255,7 @@
       <w:lvlText w:val=" "/>
       <w:lvlJc w:val="left"/>
       <w:pPr>
-        <w:ind w:left="4320" w:hanging="480"/>
+        <w:ind w:left="4320" w:hanging="360"/>
       </w:pPr>
     </w:lvl>
     <w:lvl w:ilvl="6">
@@ -10336,7 +10263,7 @@
       <w:lvlText w:val=" "/>
       <w:lvlJc w:val="left"/>
       <w:pPr>
-        <w:ind w:left="5040" w:hanging="480"/>
+        <w:ind w:left="5040" w:hanging="360"/>
       </w:pPr>
     </w:lvl>
     <w:lvl w:ilvl="7">
@@ -10344,7 +10271,7 @@
       <w:lvlText w:val=" "/>
       <w:lvlJc w:val="left"/>
       <w:pPr>
-        <w:ind w:left="5760" w:hanging="480"/>
+        <w:ind w:left="5760" w:hanging="360"/>
       </w:pPr>
     </w:lvl>
     <w:lvl w:ilvl="8">
@@ -10352,12 +10279,12 @@
       <w:lvlText w:val=" "/>
       <w:lvlJc w:val="left"/>
       <w:pPr>
-        <w:ind w:left="6480" w:hanging="480"/>
+        <w:ind w:left="6480" w:hanging="360"/>
       </w:pPr>
     </w:lvl>
   </w:abstractNum>
   <w:abstractNum w:abstractNumId="99411">
-    <w:nsid w:val="A99411"/>
+    <w:nsid w:val="00A99411"/>
     <w:multiLevelType w:val="multilevel"/>
     <w:lvl w:ilvl="0">
       <w:start w:val="1"/>
@@ -10365,7 +10292,7 @@
       <w:lvlText w:val="%1."/>
       <w:lvlJc w:val="left"/>
       <w:pPr>
-        <w:ind w:left="720" w:hanging="480"/>
+        <w:ind w:left="720" w:hanging="360"/>
       </w:pPr>
     </w:lvl>
     <w:lvl w:ilvl="1">
@@ -10374,7 +10301,7 @@
       <w:lvlText w:val="%2."/>
       <w:lvlJc w:val="left"/>
       <w:pPr>
-        <w:ind w:left="1440" w:hanging="480"/>
+        <w:ind w:left="1440" w:hanging="360"/>
       </w:pPr>
     </w:lvl>
     <w:lvl w:ilvl="2">
@@ -10383,7 +10310,7 @@
       <w:lvlText w:val="%3."/>
       <w:lvlJc w:val="left"/>
       <w:pPr>
-        <w:ind w:left="2160" w:hanging="480"/>
+        <w:ind w:left="2160" w:hanging="360"/>
       </w:pPr>
     </w:lvl>
     <w:lvl w:ilvl="3">
@@ -10392,7 +10319,7 @@
       <w:lvlText w:val="%4."/>
       <w:lvlJc w:val="left"/>
       <w:pPr>
-        <w:ind w:left="2880" w:hanging="480"/>
+        <w:ind w:left="2880" w:hanging="360"/>
       </w:pPr>
     </w:lvl>
     <w:lvl w:ilvl="4">
@@ -10401,7 +10328,7 @@
       <w:lvlText w:val="%5."/>
       <w:lvlJc w:val="left"/>
       <w:pPr>
-        <w:ind w:left="3600" w:hanging="480"/>
+        <w:ind w:left="3600" w:hanging="360"/>
       </w:pPr>
     </w:lvl>
     <w:lvl w:ilvl="5">
@@ -10410,7 +10337,7 @@
       <w:lvlText w:val="%6."/>
       <w:lvlJc w:val="left"/>
       <w:pPr>
-        <w:ind w:left="4320" w:hanging="480"/>
+        <w:ind w:left="4320" w:hanging="360"/>
       </w:pPr>
     </w:lvl>
     <w:lvl w:ilvl="6">
@@ -10419,7 +10346,7 @@
       <w:lvlText w:val="%7."/>
       <w:lvlJc w:val="left"/>
       <w:pPr>
-        <w:ind w:left="5040" w:hanging="480"/>
+        <w:ind w:left="5040" w:hanging="360"/>
       </w:pPr>
     </w:lvl>
     <w:lvl w:ilvl="7">
@@ -10428,7 +10355,7 @@
       <w:lvlText w:val="%8."/>
       <w:lvlJc w:val="left"/>
       <w:pPr>
-        <w:ind w:left="5760" w:hanging="480"/>
+        <w:ind w:left="5760" w:hanging="360"/>
       </w:pPr>
     </w:lvl>
     <w:lvl w:ilvl="8">
@@ -10437,7 +10364,7 @@
       <w:lvlText w:val="%9."/>
       <w:lvlJc w:val="left"/>
       <w:pPr>
-        <w:ind w:left="6480" w:hanging="480"/>
+        <w:ind w:left="6480" w:hanging="360"/>
       </w:pPr>
     </w:lvl>
   </w:abstractNum>
@@ -10503,10 +10430,10 @@
     <w:name w:val="Body Text"/>
     <w:basedOn w:val="Normal"/>
     <w:link w:val="BodyTextChar"/>
+    <w:qFormat/>
     <w:pPr>
       <w:spacing w:after="180" w:before="180"/>
     </w:pPr>
-    <w:qFormat/>
   </w:style>
   <w:style w:customStyle="1" w:styleId="FirstParagraph" w:type="paragraph">
     <w:name w:val="First Paragraph"/>
@@ -10526,57 +10453,111 @@
     <w:name w:val="Title"/>
     <w:basedOn w:val="Normal"/>
     <w:next w:val="BodyText"/>
+    <w:link w:val="TitleChar"/>
+    <w:uiPriority w:val="10"/>
     <w:qFormat/>
+    <w:rsid w:val="00A10FD9"/>
     <w:pPr>
-      <w:keepNext/>
-      <w:keepLines/>
-      <w:spacing w:after="240" w:before="480"/>
+      <w:spacing w:after="80" w:line="240" w:lineRule="auto"/>
+      <w:contextualSpacing/>
       <w:jc w:val="center"/>
     </w:pPr>
     <w:rPr>
       <w:rFonts w:asciiTheme="majorHAnsi" w:cstheme="majorBidi" w:eastAsiaTheme="majorEastAsia" w:hAnsiTheme="majorHAnsi"/>
-      <w:b/>
-      <w:bCs/>
-      <w:color w:themeColor="accent1" w:themeShade="B5" w:val="345A8A"/>
-      <w:sz w:val="36"/>
-      <w:szCs w:val="36"/>
+      <w:sz w:val="56"/>
+      <w:szCs w:val="56"/>
+    </w:rPr>
+  </w:style>
+  <w:style w:customStyle="1" w:styleId="TitleChar" w:type="character">
+    <w:name w:val="Title Char"/>
+    <w:basedOn w:val="DefaultParagraphFont"/>
+    <w:link w:val="Title"/>
+    <w:uiPriority w:val="10"/>
+    <w:rsid w:val="00A10FD9"/>
+    <w:rPr>
+      <w:rFonts w:asciiTheme="majorHAnsi" w:cstheme="majorBidi" w:eastAsiaTheme="majorEastAsia" w:hAnsiTheme="majorHAnsi"/>
+      <w:sz w:val="56"/>
+      <w:szCs w:val="56"/>
     </w:rPr>
   </w:style>
   <w:style w:styleId="Subtitle" w:type="paragraph">
     <w:name w:val="Subtitle"/>
     <w:basedOn w:val="Title"/>
     <w:next w:val="BodyText"/>
+    <w:link w:val="SubtitleChar"/>
+    <w:uiPriority w:val="11"/>
     <w:qFormat/>
+    <w:rsid w:val="00A10FD9"/>
     <w:pPr>
-      <w:keepNext/>
-      <w:keepLines/>
-      <w:spacing w:after="240" w:before="240"/>
-      <w:jc w:val="center"/>
+      <w:numPr>
+        <w:ilvl w:val="1"/>
+      </w:numPr>
     </w:pPr>
     <w:rPr>
-      <w:sz w:val="30"/>
-      <w:szCs w:val="30"/>
+      <w:rFonts w:cstheme="majorBidi" w:eastAsiaTheme="majorEastAsia"/>
+      <w:spacing w:val="15"/>
+      <w:sz w:val="28"/>
+      <w:szCs w:val="28"/>
+    </w:rPr>
+  </w:style>
+  <w:style w:customStyle="1" w:styleId="SubtitleChar" w:type="character">
+    <w:name w:val="Subtitle Char"/>
+    <w:basedOn w:val="DefaultParagraphFont"/>
+    <w:link w:val="Subtitle"/>
+    <w:uiPriority w:val="11"/>
+    <w:rsid w:val="00A10FD9"/>
+    <w:rPr>
+      <w:rFonts w:cstheme="majorBidi" w:eastAsiaTheme="majorEastAsia"/>
+      <w:color w:themeColor="text1" w:themeTint="A6" w:val="595959"/>
+      <w:spacing w:val="15"/>
+      <w:sz w:val="28"/>
+      <w:szCs w:val="28"/>
     </w:rPr>
   </w:style>
   <w:style w:customStyle="1" w:styleId="Author" w:type="paragraph">
     <w:name w:val="Author"/>
+    <w:basedOn w:val="Title"/>
     <w:next w:val="BodyText"/>
     <w:qFormat/>
     <w:pPr>
       <w:keepNext/>
       <w:keepLines/>
-      <w:jc w:val="center"/>
     </w:pPr>
+    <w:rPr>
+      <w:sz w:val="24"/>
+      <w:szCs w:val="24"/>
+    </w:rPr>
   </w:style>
   <w:style w:styleId="Date" w:type="paragraph">
     <w:name w:val="Date"/>
+    <w:basedOn w:val="Title"/>
     <w:next w:val="BodyText"/>
     <w:qFormat/>
     <w:pPr>
       <w:keepNext/>
       <w:keepLines/>
+    </w:pPr>
+    <w:rPr>
+      <w:sz w:val="24"/>
+      <w:szCs w:val="24"/>
+    </w:rPr>
+  </w:style>
+  <w:style w:customStyle="1" w:styleId="AbstractTitle" w:type="paragraph">
+    <w:name w:val="Abstract Title"/>
+    <w:basedOn w:val="Normal"/>
+    <w:next w:val="Abstract"/>
+    <w:qFormat/>
+    <w:pPr>
+      <w:keepNext/>
+      <w:keepLines/>
+      <w:spacing w:after="0" w:before="300"/>
       <w:jc w:val="center"/>
     </w:pPr>
+    <w:rPr>
+      <w:b/>
+      <w:sz w:val="20"/>
+      <w:szCs w:val="20"/>
+    </w:rPr>
   </w:style>
   <w:style w:customStyle="1" w:styleId="Abstract" w:type="paragraph">
     <w:name w:val="Abstract"/>
@@ -10586,7 +10567,7 @@
     <w:pPr>
       <w:keepNext/>
       <w:keepLines/>
-      <w:spacing w:after="300" w:before="300"/>
+      <w:spacing w:after="300" w:before="100"/>
     </w:pPr>
     <w:rPr>
       <w:sz w:val="20"/>
@@ -10602,191 +10583,321 @@
     <w:rPr/>
   </w:style>
   <w:style w:styleId="Heading1" w:type="paragraph">
-    <w:name w:val="Heading 1"/>
+    <w:name w:val="heading 1"/>
     <w:basedOn w:val="Normal"/>
     <w:next w:val="BodyText"/>
+    <w:link w:val="Heading1Char"/>
     <w:uiPriority w:val="9"/>
     <w:qFormat/>
+    <w:rsid w:val="00A10FD9"/>
     <w:pPr>
       <w:keepNext/>
       <w:keepLines/>
-      <w:spacing w:after="0" w:before="480"/>
+      <w:spacing w:after="80" w:before="360"/>
       <w:outlineLvl w:val="0"/>
     </w:pPr>
     <w:rPr>
       <w:rFonts w:asciiTheme="majorHAnsi" w:cstheme="majorBidi" w:eastAsiaTheme="majorEastAsia" w:hAnsiTheme="majorHAnsi"/>
-      <w:b/>
-      <w:bCs/>
-      <w:color w:themeColor="accent1" w:val="4F81BD"/>
+      <w:color w:themeColor="accent1" w:themeShade="BF" w:val="0F4761"/>
+      <w:sz w:val="40"/>
+      <w:szCs w:val="40"/>
+    </w:rPr>
+  </w:style>
+  <w:style w:styleId="Heading2" w:type="paragraph">
+    <w:name w:val="heading 2"/>
+    <w:basedOn w:val="Normal"/>
+    <w:next w:val="BodyText"/>
+    <w:link w:val="Heading2Char"/>
+    <w:uiPriority w:val="9"/>
+    <w:semiHidden/>
+    <w:unhideWhenUsed/>
+    <w:qFormat/>
+    <w:rsid w:val="00A10FD9"/>
+    <w:pPr>
+      <w:keepNext/>
+      <w:keepLines/>
+      <w:spacing w:after="80" w:before="160"/>
+      <w:outlineLvl w:val="1"/>
+    </w:pPr>
+    <w:rPr>
+      <w:rFonts w:asciiTheme="majorHAnsi" w:cstheme="majorBidi" w:eastAsiaTheme="majorEastAsia" w:hAnsiTheme="majorHAnsi"/>
+      <w:color w:themeColor="accent1" w:themeShade="BF" w:val="0F4761"/>
       <w:sz w:val="32"/>
       <w:szCs w:val="32"/>
     </w:rPr>
   </w:style>
-  <w:style w:styleId="Heading2" w:type="paragraph">
-    <w:name w:val="Heading 2"/>
+  <w:style w:styleId="Heading3" w:type="paragraph">
+    <w:name w:val="heading 3"/>
     <w:basedOn w:val="Normal"/>
     <w:next w:val="BodyText"/>
+    <w:link w:val="Heading3Char"/>
     <w:uiPriority w:val="9"/>
+    <w:semiHidden/>
     <w:unhideWhenUsed/>
     <w:qFormat/>
+    <w:rsid w:val="00A10FD9"/>
     <w:pPr>
       <w:keepNext/>
       <w:keepLines/>
-      <w:spacing w:after="0" w:before="200"/>
-      <w:outlineLvl w:val="1"/>
+      <w:spacing w:after="80" w:before="160"/>
+      <w:outlineLvl w:val="2"/>
     </w:pPr>
     <w:rPr>
-      <w:rFonts w:asciiTheme="majorHAnsi" w:cstheme="majorBidi" w:eastAsiaTheme="majorEastAsia" w:hAnsiTheme="majorHAnsi"/>
-      <w:b/>
-      <w:bCs/>
-      <w:color w:themeColor="accent1" w:val="4F81BD"/>
+      <w:rFonts w:cstheme="majorBidi" w:eastAsiaTheme="majorEastAsia"/>
+      <w:color w:themeColor="accent1" w:themeShade="BF" w:val="0F4761"/>
       <w:sz w:val="28"/>
       <w:szCs w:val="28"/>
     </w:rPr>
   </w:style>
-  <w:style w:styleId="Heading3" w:type="paragraph">
-    <w:name w:val="Heading 3"/>
+  <w:style w:styleId="Heading4" w:type="paragraph">
+    <w:name w:val="heading 4"/>
     <w:basedOn w:val="Normal"/>
     <w:next w:val="BodyText"/>
+    <w:link w:val="Heading4Char"/>
     <w:uiPriority w:val="9"/>
+    <w:semiHidden/>
     <w:unhideWhenUsed/>
     <w:qFormat/>
+    <w:rsid w:val="00A10FD9"/>
     <w:pPr>
       <w:keepNext/>
       <w:keepLines/>
-      <w:spacing w:after="0" w:before="200"/>
-      <w:outlineLvl w:val="2"/>
+      <w:spacing w:after="40" w:before="80"/>
+      <w:outlineLvl w:val="3"/>
     </w:pPr>
     <w:rPr>
-      <w:rFonts w:asciiTheme="majorHAnsi" w:cstheme="majorBidi" w:eastAsiaTheme="majorEastAsia" w:hAnsiTheme="majorHAnsi"/>
-      <w:b/>
-      <w:bCs/>
-      <w:color w:themeColor="accent1" w:val="4F81BD"/>
-      <w:sz w:val="24"/>
-      <w:szCs w:val="24"/>
+      <w:rFonts w:cstheme="majorBidi" w:eastAsiaTheme="majorEastAsia"/>
+      <w:i/>
+      <w:iCs/>
+      <w:color w:themeColor="accent1" w:themeShade="BF" w:val="0F4761"/>
     </w:rPr>
   </w:style>
-  <w:style w:styleId="Heading4" w:type="paragraph">
-    <w:name w:val="Heading 4"/>
+  <w:style w:styleId="Heading5" w:type="paragraph">
+    <w:name w:val="heading 5"/>
     <w:basedOn w:val="Normal"/>
     <w:next w:val="BodyText"/>
+    <w:link w:val="Heading5Char"/>
     <w:uiPriority w:val="9"/>
+    <w:semiHidden/>
     <w:unhideWhenUsed/>
     <w:qFormat/>
+    <w:rsid w:val="00A10FD9"/>
     <w:pPr>
       <w:keepNext/>
       <w:keepLines/>
-      <w:spacing w:after="0" w:before="200"/>
-      <w:outlineLvl w:val="3"/>
+      <w:spacing w:after="40" w:before="80"/>
+      <w:outlineLvl w:val="4"/>
     </w:pPr>
     <w:rPr>
-      <w:rFonts w:asciiTheme="majorHAnsi" w:cstheme="majorBidi" w:eastAsiaTheme="majorEastAsia" w:hAnsiTheme="majorHAnsi"/>
-      <w:i/>
-      <w:bCs/>
-      <w:color w:themeColor="accent1" w:val="4F81BD"/>
-      <w:sz w:val="24"/>
-      <w:szCs w:val="24"/>
+      <w:rFonts w:cstheme="majorBidi" w:eastAsiaTheme="majorEastAsia"/>
+      <w:color w:themeColor="accent1" w:themeShade="BF" w:val="0F4761"/>
     </w:rPr>
   </w:style>
-  <w:style w:styleId="Heading5" w:type="paragraph">
-    <w:name w:val="Heading 5"/>
+  <w:style w:styleId="Heading6" w:type="paragraph">
+    <w:name w:val="heading 6"/>
     <w:basedOn w:val="Normal"/>
     <w:next w:val="BodyText"/>
+    <w:link w:val="Heading6Char"/>
     <w:uiPriority w:val="9"/>
+    <w:semiHidden/>
     <w:unhideWhenUsed/>
     <w:qFormat/>
+    <w:rsid w:val="00A10FD9"/>
     <w:pPr>
       <w:keepNext/>
       <w:keepLines/>
-      <w:spacing w:after="0" w:before="200"/>
-      <w:outlineLvl w:val="4"/>
+      <w:spacing w:after="0" w:before="40"/>
+      <w:outlineLvl w:val="5"/>
     </w:pPr>
     <w:rPr>
-      <w:rFonts w:asciiTheme="majorHAnsi" w:cstheme="majorBidi" w:eastAsiaTheme="majorEastAsia" w:hAnsiTheme="majorHAnsi"/>
+      <w:rFonts w:cstheme="majorBidi" w:eastAsiaTheme="majorEastAsia"/>
+      <w:i/>
       <w:iCs/>
-      <w:color w:themeColor="accent1" w:val="4F81BD"/>
-      <w:sz w:val="24"/>
-      <w:szCs w:val="24"/>
+      <w:color w:themeColor="text1" w:themeTint="A6" w:val="595959"/>
     </w:rPr>
   </w:style>
-  <w:style w:styleId="Heading6" w:type="paragraph">
-    <w:name w:val="Heading 6"/>
+  <w:style w:styleId="Heading7" w:type="paragraph">
+    <w:name w:val="heading 7"/>
     <w:basedOn w:val="Normal"/>
     <w:next w:val="BodyText"/>
+    <w:link w:val="Heading7Char"/>
     <w:uiPriority w:val="9"/>
+    <w:semiHidden/>
     <w:unhideWhenUsed/>
     <w:qFormat/>
+    <w:rsid w:val="00A10FD9"/>
     <w:pPr>
       <w:keepNext/>
       <w:keepLines/>
-      <w:spacing w:after="0" w:before="200"/>
-      <w:outlineLvl w:val="5"/>
+      <w:spacing w:after="0" w:before="40"/>
+      <w:outlineLvl w:val="6"/>
     </w:pPr>
     <w:rPr>
-      <w:rFonts w:asciiTheme="majorHAnsi" w:cstheme="majorBidi" w:eastAsiaTheme="majorEastAsia" w:hAnsiTheme="majorHAnsi"/>
-      <w:color w:themeColor="accent1" w:val="4F81BD"/>
-      <w:sz w:val="24"/>
-      <w:szCs w:val="24"/>
+      <w:rFonts w:cstheme="majorBidi" w:eastAsiaTheme="majorEastAsia"/>
+      <w:color w:themeColor="text1" w:themeTint="A6" w:val="595959"/>
     </w:rPr>
   </w:style>
-  <w:style w:styleId="Heading7" w:type="paragraph">
-    <w:name w:val="Heading 7"/>
+  <w:style w:styleId="Heading8" w:type="paragraph">
+    <w:name w:val="heading 8"/>
     <w:basedOn w:val="Normal"/>
     <w:next w:val="BodyText"/>
+    <w:link w:val="Heading8Char"/>
     <w:uiPriority w:val="9"/>
+    <w:semiHidden/>
     <w:unhideWhenUsed/>
     <w:qFormat/>
+    <w:rsid w:val="00A10FD9"/>
     <w:pPr>
       <w:keepNext/>
       <w:keepLines/>
-      <w:spacing w:after="0" w:before="200"/>
-      <w:outlineLvl w:val="6"/>
+      <w:spacing w:after="0"/>
+      <w:outlineLvl w:val="7"/>
     </w:pPr>
     <w:rPr>
-      <w:rFonts w:asciiTheme="majorHAnsi" w:cstheme="majorBidi" w:eastAsiaTheme="majorEastAsia" w:hAnsiTheme="majorHAnsi"/>
-      <w:color w:themeColor="accent1" w:val="4F81BD"/>
-      <w:sz w:val="24"/>
-      <w:szCs w:val="24"/>
+      <w:rFonts w:cstheme="majorBidi" w:eastAsiaTheme="majorEastAsia"/>
+      <w:i/>
+      <w:iCs/>
+      <w:color w:themeColor="text1" w:themeTint="D8" w:val="272727"/>
     </w:rPr>
   </w:style>
-  <w:style w:styleId="Heading8" w:type="paragraph">
-    <w:name w:val="Heading 8"/>
+  <w:style w:styleId="Heading9" w:type="paragraph">
+    <w:name w:val="heading 9"/>
     <w:basedOn w:val="Normal"/>
     <w:next w:val="BodyText"/>
+    <w:link w:val="Heading9Char"/>
     <w:uiPriority w:val="9"/>
+    <w:semiHidden/>
     <w:unhideWhenUsed/>
     <w:qFormat/>
+    <w:rsid w:val="00A10FD9"/>
     <w:pPr>
       <w:keepNext/>
       <w:keepLines/>
-      <w:spacing w:after="0" w:before="200"/>
-      <w:outlineLvl w:val="7"/>
-    </w:pPr>
-    <w:rPr>
-      <w:rFonts w:asciiTheme="majorHAnsi" w:cstheme="majorBidi" w:eastAsiaTheme="majorEastAsia" w:hAnsiTheme="majorHAnsi"/>
-      <w:color w:themeColor="accent1" w:val="4F81BD"/>
-      <w:sz w:val="24"/>
-      <w:szCs w:val="24"/>
-    </w:rPr>
-  </w:style>
-  <w:style w:styleId="Heading9" w:type="paragraph">
-    <w:name w:val="Heading 9"/>
-    <w:basedOn w:val="Normal"/>
-    <w:next w:val="BodyText"/>
-    <w:uiPriority w:val="9"/>
-    <w:unhideWhenUsed/>
-    <w:qFormat/>
-    <w:pPr>
-      <w:keepNext/>
-      <w:keepLines/>
-      <w:spacing w:after="0" w:before="200"/>
+      <w:spacing w:after="0"/>
       <w:outlineLvl w:val="8"/>
     </w:pPr>
     <w:rPr>
+      <w:rFonts w:cstheme="majorBidi" w:eastAsiaTheme="majorEastAsia"/>
+      <w:color w:themeColor="text1" w:themeTint="D8" w:val="272727"/>
+    </w:rPr>
+  </w:style>
+  <w:style w:customStyle="1" w:styleId="Heading1Char" w:type="character">
+    <w:name w:val="Heading 1 Char"/>
+    <w:basedOn w:val="DefaultParagraphFont"/>
+    <w:link w:val="Heading1"/>
+    <w:uiPriority w:val="9"/>
+    <w:rsid w:val="00A10FD9"/>
+    <w:rPr>
       <w:rFonts w:asciiTheme="majorHAnsi" w:cstheme="majorBidi" w:eastAsiaTheme="majorEastAsia" w:hAnsiTheme="majorHAnsi"/>
-      <w:color w:themeColor="accent1" w:val="4F81BD"/>
-      <w:sz w:val="24"/>
-      <w:szCs w:val="24"/>
+      <w:color w:themeColor="accent1" w:themeShade="BF" w:val="0F4761"/>
+      <w:sz w:val="40"/>
+      <w:szCs w:val="40"/>
+    </w:rPr>
+  </w:style>
+  <w:style w:customStyle="1" w:styleId="Heading2Char" w:type="character">
+    <w:name w:val="Heading 2 Char"/>
+    <w:basedOn w:val="DefaultParagraphFont"/>
+    <w:link w:val="Heading2"/>
+    <w:uiPriority w:val="9"/>
+    <w:semiHidden/>
+    <w:rsid w:val="00A10FD9"/>
+    <w:rPr>
+      <w:rFonts w:asciiTheme="majorHAnsi" w:cstheme="majorBidi" w:eastAsiaTheme="majorEastAsia" w:hAnsiTheme="majorHAnsi"/>
+      <w:color w:themeColor="accent1" w:themeShade="BF" w:val="0F4761"/>
+      <w:sz w:val="32"/>
+      <w:szCs w:val="32"/>
+    </w:rPr>
+  </w:style>
+  <w:style w:customStyle="1" w:styleId="Heading3Char" w:type="character">
+    <w:name w:val="Heading 3 Char"/>
+    <w:basedOn w:val="DefaultParagraphFont"/>
+    <w:link w:val="Heading3"/>
+    <w:uiPriority w:val="9"/>
+    <w:semiHidden/>
+    <w:rsid w:val="00A10FD9"/>
+    <w:rPr>
+      <w:rFonts w:cstheme="majorBidi" w:eastAsiaTheme="majorEastAsia"/>
+      <w:color w:themeColor="accent1" w:themeShade="BF" w:val="0F4761"/>
+      <w:sz w:val="28"/>
+      <w:szCs w:val="28"/>
+    </w:rPr>
+  </w:style>
+  <w:style w:customStyle="1" w:styleId="Heading4Char" w:type="character">
+    <w:name w:val="Heading 4 Char"/>
+    <w:basedOn w:val="DefaultParagraphFont"/>
+    <w:link w:val="Heading4"/>
+    <w:uiPriority w:val="9"/>
+    <w:semiHidden/>
+    <w:rsid w:val="00A10FD9"/>
+    <w:rPr>
+      <w:rFonts w:cstheme="majorBidi" w:eastAsiaTheme="majorEastAsia"/>
+      <w:i/>
+      <w:iCs/>
+      <w:color w:themeColor="accent1" w:themeShade="BF" w:val="0F4761"/>
+    </w:rPr>
+  </w:style>
+  <w:style w:customStyle="1" w:styleId="Heading5Char" w:type="character">
+    <w:name w:val="Heading 5 Char"/>
+    <w:basedOn w:val="DefaultParagraphFont"/>
+    <w:link w:val="Heading5"/>
+    <w:uiPriority w:val="9"/>
+    <w:semiHidden/>
+    <w:rsid w:val="00A10FD9"/>
+    <w:rPr>
+      <w:rFonts w:cstheme="majorBidi" w:eastAsiaTheme="majorEastAsia"/>
+      <w:color w:themeColor="accent1" w:themeShade="BF" w:val="0F4761"/>
+    </w:rPr>
+  </w:style>
+  <w:style w:customStyle="1" w:styleId="Heading6Char" w:type="character">
+    <w:name w:val="Heading 6 Char"/>
+    <w:basedOn w:val="DefaultParagraphFont"/>
+    <w:link w:val="Heading6"/>
+    <w:uiPriority w:val="9"/>
+    <w:semiHidden/>
+    <w:rsid w:val="00A10FD9"/>
+    <w:rPr>
+      <w:rFonts w:cstheme="majorBidi" w:eastAsiaTheme="majorEastAsia"/>
+      <w:i/>
+      <w:iCs/>
+      <w:color w:themeColor="text1" w:themeTint="A6" w:val="595959"/>
+    </w:rPr>
+  </w:style>
+  <w:style w:customStyle="1" w:styleId="Heading7Char" w:type="character">
+    <w:name w:val="Heading 7 Char"/>
+    <w:basedOn w:val="DefaultParagraphFont"/>
+    <w:link w:val="Heading7"/>
+    <w:uiPriority w:val="9"/>
+    <w:semiHidden/>
+    <w:rsid w:val="00A10FD9"/>
+    <w:rPr>
+      <w:rFonts w:cstheme="majorBidi" w:eastAsiaTheme="majorEastAsia"/>
+      <w:color w:themeColor="text1" w:themeTint="A6" w:val="595959"/>
+    </w:rPr>
+  </w:style>
+  <w:style w:customStyle="1" w:styleId="Heading8Char" w:type="character">
+    <w:name w:val="Heading 8 Char"/>
+    <w:basedOn w:val="DefaultParagraphFont"/>
+    <w:link w:val="Heading8"/>
+    <w:uiPriority w:val="9"/>
+    <w:semiHidden/>
+    <w:rsid w:val="00A10FD9"/>
+    <w:rPr>
+      <w:rFonts w:cstheme="majorBidi" w:eastAsiaTheme="majorEastAsia"/>
+      <w:i/>
+      <w:iCs/>
+      <w:color w:themeColor="text1" w:themeTint="D8" w:val="272727"/>
+    </w:rPr>
+  </w:style>
+  <w:style w:customStyle="1" w:styleId="Heading9Char" w:type="character">
+    <w:name w:val="Heading 9 Char"/>
+    <w:basedOn w:val="DefaultParagraphFont"/>
+    <w:link w:val="Heading9"/>
+    <w:uiPriority w:val="9"/>
+    <w:semiHidden/>
+    <w:rsid w:val="00A10FD9"/>
+    <w:rPr>
+      <w:rFonts w:cstheme="majorBidi" w:eastAsiaTheme="majorEastAsia"/>
+      <w:color w:themeColor="text1" w:themeTint="D8" w:val="272727"/>
     </w:rPr>
   </w:style>
   <w:style w:styleId="BlockText" w:type="paragraph">
@@ -10808,6 +10919,18 @@
     <w:uiPriority w:val="9"/>
     <w:unhideWhenUsed/>
     <w:qFormat/>
+  </w:style>
+  <w:style w:styleId="FootnoteBlockText" w:type="paragraph">
+    <w:name w:val="Footnote Block Text"/>
+    <w:basedOn w:val="FootnoteText"/>
+    <w:next w:val="FootnoteText"/>
+    <w:uiPriority w:val="9"/>
+    <w:unhideWhenUsed/>
+    <w:qFormat/>
+    <w:pPr>
+      <w:spacing w:after="100" w:before="100"/>
+      <w:ind w:firstLine="0" w:left="480" w:right="480"/>
+    </w:pPr>
   </w:style>
   <w:style w:default="1" w:styleId="DefaultParagraphFont" w:type="character">
     <w:name w:val="Default Paragraph Font"/>
@@ -10838,10 +10961,10 @@
         <w:jc w:val="left"/>
       </w:trPr>
       <w:tcPr>
-        <w:vAlign w:val="bottom"/>
         <w:tcBorders>
           <w:bottom w:val="single"/>
         </w:tcBorders>
+        <w:vAlign w:val="bottom"/>
       </w:tcPr>
     </w:tblStylePr>
   </w:style>
@@ -10957,9 +11080,9 @@
     <w:name w:val="KeywordTok"/>
     <w:basedOn w:val="VerbatimChar"/>
     <w:rPr>
+      <w:b/>
       <w:color w:val="204a87"/>
       <w:shd w:val="clear" w:fill="f8f8f8"/>
-      <w:b/>
     </w:rPr>
   </w:style>
   <w:style w:type="character" w:customStyle="1" w:styleId="DataTypeTok">
@@ -10998,7 +11121,7 @@
     <w:name w:val="ConstantTok"/>
     <w:basedOn w:val="VerbatimChar"/>
     <w:rPr>
-      <w:color w:val="000000"/>
+      <w:color w:val="8f5902"/>
       <w:shd w:val="clear" w:fill="f8f8f8"/>
     </w:rPr>
   </w:style>
@@ -11014,7 +11137,8 @@
     <w:name w:val="SpecialCharTok"/>
     <w:basedOn w:val="VerbatimChar"/>
     <w:rPr>
-      <w:color w:val="000000"/>
+      <w:b/>
+      <w:color w:val="ce5c00"/>
       <w:shd w:val="clear" w:fill="f8f8f8"/>
     </w:rPr>
   </w:style>
@@ -11053,39 +11177,39 @@
     <w:name w:val="CommentTok"/>
     <w:basedOn w:val="VerbatimChar"/>
     <w:rPr>
+      <w:i/>
       <w:color w:val="8f5902"/>
       <w:shd w:val="clear" w:fill="f8f8f8"/>
-      <w:i/>
     </w:rPr>
   </w:style>
   <w:style w:type="character" w:customStyle="1" w:styleId="DocumentationTok">
     <w:name w:val="DocumentationTok"/>
     <w:basedOn w:val="VerbatimChar"/>
     <w:rPr>
+      <w:b/>
+      <w:i/>
       <w:color w:val="8f5902"/>
       <w:shd w:val="clear" w:fill="f8f8f8"/>
-      <w:b/>
-      <w:i/>
     </w:rPr>
   </w:style>
   <w:style w:type="character" w:customStyle="1" w:styleId="AnnotationTok">
     <w:name w:val="AnnotationTok"/>
     <w:basedOn w:val="VerbatimChar"/>
     <w:rPr>
+      <w:b/>
+      <w:i/>
       <w:color w:val="8f5902"/>
       <w:shd w:val="clear" w:fill="f8f8f8"/>
-      <w:b/>
-      <w:i/>
     </w:rPr>
   </w:style>
   <w:style w:type="character" w:customStyle="1" w:styleId="CommentVarTok">
     <w:name w:val="CommentVarTok"/>
     <w:basedOn w:val="VerbatimChar"/>
     <w:rPr>
+      <w:b/>
+      <w:i/>
       <w:color w:val="8f5902"/>
       <w:shd w:val="clear" w:fill="f8f8f8"/>
-      <w:b/>
-      <w:i/>
     </w:rPr>
   </w:style>
   <w:style w:type="character" w:customStyle="1" w:styleId="OtherTok">
@@ -11100,7 +11224,8 @@
     <w:name w:val="FunctionTok"/>
     <w:basedOn w:val="VerbatimChar"/>
     <w:rPr>
-      <w:color w:val="000000"/>
+      <w:b/>
+      <w:color w:val="204a87"/>
       <w:shd w:val="clear" w:fill="f8f8f8"/>
     </w:rPr>
   </w:style>
@@ -11116,18 +11241,18 @@
     <w:name w:val="ControlFlowTok"/>
     <w:basedOn w:val="VerbatimChar"/>
     <w:rPr>
+      <w:b/>
       <w:color w:val="204a87"/>
       <w:shd w:val="clear" w:fill="f8f8f8"/>
-      <w:b/>
     </w:rPr>
   </w:style>
   <w:style w:type="character" w:customStyle="1" w:styleId="OperatorTok">
     <w:name w:val="OperatorTok"/>
     <w:basedOn w:val="VerbatimChar"/>
     <w:rPr>
+      <w:b/>
       <w:color w:val="ce5c00"/>
       <w:shd w:val="clear" w:fill="f8f8f8"/>
-      <w:b/>
     </w:rPr>
   </w:style>
   <w:style w:type="character" w:customStyle="1" w:styleId="BuiltInTok">
@@ -11148,16 +11273,16 @@
     <w:name w:val="PreprocessorTok"/>
     <w:basedOn w:val="VerbatimChar"/>
     <w:rPr>
+      <w:i/>
       <w:color w:val="8f5902"/>
       <w:shd w:val="clear" w:fill="f8f8f8"/>
-      <w:i/>
     </w:rPr>
   </w:style>
   <w:style w:type="character" w:customStyle="1" w:styleId="AttributeTok">
     <w:name w:val="AttributeTok"/>
     <w:basedOn w:val="VerbatimChar"/>
     <w:rPr>
-      <w:color w:val="c4a000"/>
+      <w:color w:val="204a87"/>
       <w:shd w:val="clear" w:fill="f8f8f8"/>
     </w:rPr>
   </w:style>
@@ -11172,20 +11297,20 @@
     <w:name w:val="InformationTok"/>
     <w:basedOn w:val="VerbatimChar"/>
     <w:rPr>
+      <w:b/>
+      <w:i/>
       <w:color w:val="8f5902"/>
       <w:shd w:val="clear" w:fill="f8f8f8"/>
-      <w:b/>
-      <w:i/>
     </w:rPr>
   </w:style>
   <w:style w:type="character" w:customStyle="1" w:styleId="WarningTok">
     <w:name w:val="WarningTok"/>
     <w:basedOn w:val="VerbatimChar"/>
     <w:rPr>
+      <w:b/>
+      <w:i/>
       <w:color w:val="8f5902"/>
       <w:shd w:val="clear" w:fill="f8f8f8"/>
-      <w:b/>
-      <w:i/>
     </w:rPr>
   </w:style>
   <w:style w:type="character" w:customStyle="1" w:styleId="AlertTok">
@@ -11200,9 +11325,9 @@
     <w:name w:val="ErrorTok"/>
     <w:basedOn w:val="VerbatimChar"/>
     <w:rPr>
+      <w:b/>
       <w:color w:val="a40000"/>
       <w:shd w:val="clear" w:fill="f8f8f8"/>
-      <w:b/>
     </w:rPr>
   </w:style>
   <w:style w:type="character" w:customStyle="1" w:styleId="NormalTok">
@@ -11226,44 +11351,44 @@
         <a:sysClr val="window" lastClr="FFFFFF"/>
       </a:lt1>
       <a:dk2>
-        <a:srgbClr val="1F497D"/>
+        <a:srgbClr val="0E2841"/>
       </a:dk2>
       <a:lt2>
-        <a:srgbClr val="EEECE1"/>
+        <a:srgbClr val="E8E8E8"/>
       </a:lt2>
       <a:accent1>
-        <a:srgbClr val="4F81BD"/>
+        <a:srgbClr val="156082"/>
       </a:accent1>
       <a:accent2>
-        <a:srgbClr val="C0504D"/>
+        <a:srgbClr val="E97132"/>
       </a:accent2>
       <a:accent3>
-        <a:srgbClr val="9BBB59"/>
+        <a:srgbClr val="196B24"/>
       </a:accent3>
       <a:accent4>
-        <a:srgbClr val="8064A2"/>
+        <a:srgbClr val="0F9ED5"/>
       </a:accent4>
       <a:accent5>
-        <a:srgbClr val="4BACC6"/>
+        <a:srgbClr val="A02B93"/>
       </a:accent5>
       <a:accent6>
-        <a:srgbClr val="F79646"/>
+        <a:srgbClr val="4EA72E"/>
       </a:accent6>
       <a:hlink>
-        <a:srgbClr val="0000FF"/>
+        <a:srgbClr val="467886"/>
       </a:hlink>
       <a:folHlink>
-        <a:srgbClr val="800080"/>
+        <a:srgbClr val="96607D"/>
       </a:folHlink>
     </a:clrScheme>
     <a:fontScheme name="Office">
       <a:majorFont>
-        <a:latin typeface="Calibri"/>
+        <a:latin typeface="Aptos Display" panose="02110004020202020204"/>
         <a:ea typeface=""/>
         <a:cs typeface=""/>
-        <a:font script="Jpan" typeface="ＭＳ ゴシック"/>
+        <a:font script="Jpan" typeface="游ゴシック Light"/>
         <a:font script="Hang" typeface="맑은 고딕"/>
-        <a:font script="Hans" typeface="宋体"/>
+        <a:font script="Hans" typeface="等线 Light"/>
         <a:font script="Hant" typeface="新細明體"/>
         <a:font script="Arab" typeface="Times New Roman"/>
         <a:font script="Hebr" typeface="Times New Roman"/>
@@ -11290,14 +11415,32 @@
         <a:font script="Mong" typeface="Mongolian Baiti"/>
         <a:font script="Viet" typeface="Times New Roman"/>
         <a:font script="Uigh" typeface="Microsoft Uighur"/>
+        <a:font script="Geor" typeface="Sylfaen"/>
+        <a:font script="Armn" typeface="Arial"/>
+        <a:font script="Bugi" typeface="Leelawadee UI"/>
+        <a:font script="Bopo" typeface="Microsoft JhengHei"/>
+        <a:font script="Java" typeface="Javanese Text"/>
+        <a:font script="Lisu" typeface="Segoe UI"/>
+        <a:font script="Mymr" typeface="Myanmar Text"/>
+        <a:font script="Nkoo" typeface="Ebrima"/>
+        <a:font script="Olck" typeface="Nirmala UI"/>
+        <a:font script="Osma" typeface="Ebrima"/>
+        <a:font script="Phag" typeface="Phagspa"/>
+        <a:font script="Syrn" typeface="Estrangelo Edessa"/>
+        <a:font script="Syrj" typeface="Estrangelo Edessa"/>
+        <a:font script="Syre" typeface="Estrangelo Edessa"/>
+        <a:font script="Sora" typeface="Nirmala UI"/>
+        <a:font script="Tale" typeface="Microsoft Tai Le"/>
+        <a:font script="Talu" typeface="Microsoft New Tai Lue"/>
+        <a:font script="Tfng" typeface="Ebrima"/>
       </a:majorFont>
       <a:minorFont>
-        <a:latin typeface="Cambria"/>
+        <a:latin typeface="Aptos" panose="02110004020202020204"/>
         <a:ea typeface=""/>
         <a:cs typeface=""/>
-        <a:font script="Jpan" typeface="ＭＳ 明朝"/>
+        <a:font script="Jpan" typeface="游明朝"/>
         <a:font script="Hang" typeface="맑은 고딕"/>
-        <a:font script="Hans" typeface="宋体"/>
+        <a:font script="Hans" typeface="等线"/>
         <a:font script="Hant" typeface="新細明體"/>
         <a:font script="Arab" typeface="Arial"/>
         <a:font script="Hebr" typeface="Arial"/>
@@ -11324,6 +11467,24 @@
         <a:font script="Mong" typeface="Mongolian Baiti"/>
         <a:font script="Viet" typeface="Arial"/>
         <a:font script="Uigh" typeface="Microsoft Uighur"/>
+        <a:font script="Geor" typeface="Sylfaen"/>
+        <a:font script="Armn" typeface="Arial"/>
+        <a:font script="Bugi" typeface="Leelawadee UI"/>
+        <a:font script="Bopo" typeface="Microsoft JhengHei"/>
+        <a:font script="Java" typeface="Javanese Text"/>
+        <a:font script="Lisu" typeface="Segoe UI"/>
+        <a:font script="Mymr" typeface="Myanmar Text"/>
+        <a:font script="Nkoo" typeface="Ebrima"/>
+        <a:font script="Olck" typeface="Nirmala UI"/>
+        <a:font script="Osma" typeface="Ebrima"/>
+        <a:font script="Phag" typeface="Phagspa"/>
+        <a:font script="Syrn" typeface="Estrangelo Edessa"/>
+        <a:font script="Syrj" typeface="Estrangelo Edessa"/>
+        <a:font script="Syre" typeface="Estrangelo Edessa"/>
+        <a:font script="Sora" typeface="Nirmala UI"/>
+        <a:font script="Tale" typeface="Microsoft Tai Le"/>
+        <a:font script="Talu" typeface="Microsoft New Tai Lue"/>
+        <a:font script="Tfng" typeface="Ebrima"/>
       </a:minorFont>
     </a:fontScheme>
     <a:fmtScheme name="Office">
@@ -11335,200 +11496,141 @@
           <a:gsLst>
             <a:gs pos="0">
               <a:schemeClr val="phClr">
-                <a:tint val="50000"/>
-                <a:satMod val="300000"/>
+                <a:lumMod val="110000"/>
+                <a:satMod val="105000"/>
+                <a:tint val="67000"/>
               </a:schemeClr>
             </a:gs>
-            <a:gs pos="35000">
+            <a:gs pos="50000">
               <a:schemeClr val="phClr">
-                <a:tint val="37000"/>
-                <a:satMod val="300000"/>
+                <a:lumMod val="105000"/>
+                <a:satMod val="103000"/>
+                <a:tint val="73000"/>
               </a:schemeClr>
             </a:gs>
             <a:gs pos="100000">
               <a:schemeClr val="phClr">
-                <a:tint val="15000"/>
-                <a:satMod val="350000"/>
+                <a:lumMod val="105000"/>
+                <a:satMod val="109000"/>
+                <a:tint val="81000"/>
               </a:schemeClr>
             </a:gs>
           </a:gsLst>
-          <a:lin ang="16200000" scaled="1"/>
+          <a:lin ang="5400000" scaled="0"/>
         </a:gradFill>
         <a:gradFill rotWithShape="1">
           <a:gsLst>
             <a:gs pos="0">
               <a:schemeClr val="phClr">
-                <a:tint val="100000"/>
+                <a:satMod val="103000"/>
+                <a:lumMod val="102000"/>
+                <a:tint val="94000"/>
+              </a:schemeClr>
+            </a:gs>
+            <a:gs pos="50000">
+              <a:schemeClr val="phClr">
+                <a:satMod val="110000"/>
+                <a:lumMod val="100000"/>
                 <a:shade val="100000"/>
-                <a:satMod val="130000"/>
               </a:schemeClr>
             </a:gs>
             <a:gs pos="100000">
               <a:schemeClr val="phClr">
-                <a:tint val="50000"/>
-                <a:shade val="100000"/>
-                <a:satMod val="350000"/>
+                <a:lumMod val="99000"/>
+                <a:satMod val="120000"/>
+                <a:shade val="78000"/>
               </a:schemeClr>
             </a:gs>
           </a:gsLst>
-          <a:lin ang="16200000" scaled="0"/>
+          <a:lin ang="5400000" scaled="0"/>
         </a:gradFill>
       </a:fillStyleLst>
       <a:lnStyleLst>
-        <a:ln w="9525" cap="flat" cmpd="sng" algn="ctr">
-          <a:solidFill>
-            <a:schemeClr val="phClr">
-              <a:shade val="95000"/>
-              <a:satMod val="105000"/>
-            </a:schemeClr>
-          </a:solidFill>
-          <a:prstDash val="solid"/>
-        </a:ln>
-        <a:ln w="25400" cap="flat" cmpd="sng" algn="ctr">
+        <a:ln w="6350" cap="flat" cmpd="sng" algn="ctr">
           <a:solidFill>
             <a:schemeClr val="phClr"/>
           </a:solidFill>
           <a:prstDash val="solid"/>
+          <a:miter lim="800000"/>
         </a:ln>
-        <a:ln w="38100" cap="flat" cmpd="sng" algn="ctr">
+        <a:ln w="12700" cap="flat" cmpd="sng" algn="ctr">
           <a:solidFill>
             <a:schemeClr val="phClr"/>
           </a:solidFill>
           <a:prstDash val="solid"/>
+          <a:miter lim="800000"/>
+        </a:ln>
+        <a:ln w="19050" cap="flat" cmpd="sng" algn="ctr">
+          <a:solidFill>
+            <a:schemeClr val="phClr"/>
+          </a:solidFill>
+          <a:prstDash val="solid"/>
+          <a:miter lim="800000"/>
         </a:ln>
       </a:lnStyleLst>
       <a:effectStyleLst>
         <a:effectStyle>
+          <a:effectLst/>
+        </a:effectStyle>
+        <a:effectStyle>
+          <a:effectLst/>
+        </a:effectStyle>
+        <a:effectStyle>
           <a:effectLst>
-            <a:outerShdw blurRad="40000" dist="20000" dir="5400000" rotWithShape="0">
+            <a:outerShdw blurRad="57150" dist="19050" dir="5400000" algn="ctr" rotWithShape="0">
               <a:srgbClr val="000000">
-                <a:alpha val="38000"/>
+                <a:alpha val="63000"/>
               </a:srgbClr>
             </a:outerShdw>
           </a:effectLst>
-        </a:effectStyle>
-        <a:effectStyle>
-          <a:effectLst>
-            <a:outerShdw blurRad="40000" dist="23000" dir="5400000" rotWithShape="0">
-              <a:srgbClr val="000000">
-                <a:alpha val="35000"/>
-              </a:srgbClr>
-            </a:outerShdw>
-          </a:effectLst>
-        </a:effectStyle>
-        <a:effectStyle>
-          <a:effectLst>
-            <a:outerShdw blurRad="40000" dist="23000" dir="5400000" rotWithShape="0">
-              <a:srgbClr val="000000">
-                <a:alpha val="35000"/>
-              </a:srgbClr>
-            </a:outerShdw>
-          </a:effectLst>
-          <a:scene3d>
-            <a:camera prst="orthographicFront">
-              <a:rot lat="0" lon="0" rev="0"/>
-            </a:camera>
-            <a:lightRig rig="threePt" dir="t">
-              <a:rot lat="0" lon="0" rev="1200000"/>
-            </a:lightRig>
-          </a:scene3d>
-          <a:sp3d>
-            <a:bevelT w="63500" h="25400"/>
-          </a:sp3d>
         </a:effectStyle>
       </a:effectStyleLst>
       <a:bgFillStyleLst>
         <a:solidFill>
           <a:schemeClr val="phClr"/>
         </a:solidFill>
+        <a:solidFill>
+          <a:schemeClr val="phClr">
+            <a:tint val="95000"/>
+            <a:satMod val="170000"/>
+          </a:schemeClr>
+        </a:solidFill>
         <a:gradFill rotWithShape="1">
           <a:gsLst>
             <a:gs pos="0">
               <a:schemeClr val="phClr">
-                <a:tint val="40000"/>
-                <a:satMod val="350000"/>
+                <a:tint val="93000"/>
+                <a:satMod val="150000"/>
+                <a:shade val="98000"/>
+                <a:lumMod val="102000"/>
               </a:schemeClr>
             </a:gs>
-            <a:gs pos="40000">
+            <a:gs pos="50000">
               <a:schemeClr val="phClr">
-                <a:tint val="45000"/>
-                <a:shade val="99000"/>
-                <a:satMod val="350000"/>
+                <a:tint val="98000"/>
+                <a:satMod val="130000"/>
+                <a:shade val="90000"/>
+                <a:lumMod val="103000"/>
               </a:schemeClr>
             </a:gs>
             <a:gs pos="100000">
               <a:schemeClr val="phClr">
-                <a:shade val="20000"/>
-                <a:satMod val="255000"/>
+                <a:shade val="63000"/>
+                <a:satMod val="120000"/>
               </a:schemeClr>
             </a:gs>
           </a:gsLst>
-          <a:path path="circle">
-            <a:fillToRect l="50000" t="-80000" r="50000" b="180000"/>
-          </a:path>
-        </a:gradFill>
-        <a:gradFill rotWithShape="1">
-          <a:gsLst>
-            <a:gs pos="0">
-              <a:schemeClr val="phClr">
-                <a:tint val="80000"/>
-                <a:satMod val="300000"/>
-              </a:schemeClr>
-            </a:gs>
-            <a:gs pos="100000">
-              <a:schemeClr val="phClr">
-                <a:shade val="30000"/>
-                <a:satMod val="200000"/>
-              </a:schemeClr>
-            </a:gs>
-          </a:gsLst>
-          <a:path path="circle">
-            <a:fillToRect l="50000" t="50000" r="50000" b="50000"/>
-          </a:path>
+          <a:lin ang="5400000" scaled="0"/>
         </a:gradFill>
       </a:bgFillStyleLst>
     </a:fmtScheme>
   </a:themeElements>
-  <a:objectDefaults>
-    <a:spDef>
-      <a:spPr/>
-      <a:bodyPr/>
-      <a:lstStyle/>
-      <a:style>
-        <a:lnRef idx="1">
-          <a:schemeClr val="accent1"/>
-        </a:lnRef>
-        <a:fillRef idx="3">
-          <a:schemeClr val="accent1"/>
-        </a:fillRef>
-        <a:effectRef idx="2">
-          <a:schemeClr val="accent1"/>
-        </a:effectRef>
-        <a:fontRef idx="minor">
-          <a:schemeClr val="lt1"/>
-        </a:fontRef>
-      </a:style>
-    </a:spDef>
-    <a:lnDef>
-      <a:spPr/>
-      <a:bodyPr/>
-      <a:lstStyle/>
-      <a:style>
-        <a:lnRef idx="2">
-          <a:schemeClr val="accent1"/>
-        </a:lnRef>
-        <a:fillRef idx="0">
-          <a:schemeClr val="accent1"/>
-        </a:fillRef>
-        <a:effectRef idx="1">
-          <a:schemeClr val="accent1"/>
-        </a:effectRef>
-        <a:fontRef idx="minor">
-          <a:schemeClr val="tx1"/>
-        </a:fontRef>
-      </a:style>
-    </a:lnDef>
-  </a:objectDefaults>
+  <a:objectDefaults/>
   <a:extraClrSchemeLst/>
+  <a:extLst>
+    <a:ext uri="{05A4C25C-085E-4340-85A3-A5531E510DB2}">
+      <thm15:themeFamily xmlns:thm15="http://schemas.microsoft.com/office/thememl/2012/main" name="Office Theme" id="{2E142A2C-CD16-42D6-873A-C26D2A0506FA}" vid="{1BDDFF52-6CD6-40A5-AB3C-68EB2F1E4D0A}"/>
+    </a:ext>
+  </a:extLst>
 </a:theme>
 </file>